--- a/docs/report/RubriQ_Synopsis.docx
+++ b/docs/report/RubriQ_Synopsis.docx
@@ -4,38 +4,1509 @@
   <w:body>
     <w:p/>
     <w:p/>
-    <w:p/>
     <w:p>
       <w:pPr>
+        <w:spacing w:line="240" w:lineRule="auto" w:before="0" w:after="600"/>
         <w:jc w:val="center"/>
       </w:pPr>
       <w:r>
         <w:rPr>
+          <w:rFonts w:ascii="Times New Roman" w:hAnsi="Times New Roman"/>
           <w:b/>
-          <w:color w:val="1F3064"/>
           <w:sz w:val="44"/>
         </w:rPr>
-        <w:t>RubriQ — Rubric-Driven, AI-Assisted Project Review</w:t>
+        <w:t>Mini Project Synopsis</w:t>
       </w:r>
     </w:p>
     <w:p>
       <w:pPr>
+        <w:spacing w:line="240" w:lineRule="auto" w:before="0" w:after="720"/>
         <w:jc w:val="center"/>
       </w:pPr>
       <w:r>
         <w:rPr>
-          <w:i/>
+          <w:rFonts w:ascii="Times New Roman" w:hAnsi="Times New Roman"/>
+          <w:b/>
+          <w:sz w:val="36"/>
+        </w:rPr>
+        <w:t>RubriQ – AI-Assisted Project Review &amp; Rubric Evaluation System for PCCOE Mentors</w:t>
+      </w:r>
+    </w:p>
+    <w:p>
+      <w:pPr>
+        <w:spacing w:line="240" w:lineRule="auto" w:before="0" w:after="80"/>
+        <w:jc w:val="center"/>
+      </w:pPr>
+      <w:r>
+        <w:rPr>
+          <w:rFonts w:ascii="Times New Roman" w:hAnsi="Times New Roman"/>
+          <w:b w:val="0"/>
+          <w:sz w:val="34"/>
+        </w:rPr>
+        <w:t>Manthan Sankpal</w:t>
+      </w:r>
+    </w:p>
+    <w:p>
+      <w:pPr>
+        <w:spacing w:line="240" w:lineRule="auto" w:before="0" w:after="600"/>
+        <w:jc w:val="center"/>
+      </w:pPr>
+      <w:r>
+        <w:rPr>
+          <w:rFonts w:ascii="Times New Roman" w:hAnsi="Times New Roman"/>
+          <w:b w:val="0"/>
           <w:sz w:val="26"/>
         </w:rPr>
-        <w:t>A Mini Project Synopsis</w:t>
+        <w:t>(125M1H064)</w:t>
+      </w:r>
+    </w:p>
+    <w:p>
+      <w:pPr>
+        <w:spacing w:line="240" w:lineRule="auto" w:before="0" w:after="1080"/>
+        <w:jc w:val="center"/>
+      </w:pPr>
+      <w:r>
+        <w:rPr>
+          <w:rFonts w:ascii="Times New Roman" w:hAnsi="Times New Roman"/>
+          <w:b w:val="0"/>
+          <w:sz w:val="30"/>
+        </w:rPr>
+        <w:t>Prof. Dr. Anjana Arakerimath (HOD)</w:t>
+      </w:r>
+    </w:p>
+    <w:p>
+      <w:pPr>
+        <w:spacing w:line="240" w:lineRule="auto" w:before="0" w:after="160"/>
+        <w:jc w:val="center"/>
+      </w:pPr>
+      <w:r>
+        <w:rPr>
+          <w:rFonts w:ascii="Times New Roman" w:hAnsi="Times New Roman"/>
+          <w:b/>
+          <w:sz w:val="30"/>
+        </w:rPr>
+        <w:t>DEPARTMENT OF MCA</w:t>
+      </w:r>
+    </w:p>
+    <w:p>
+      <w:pPr>
+        <w:spacing w:line="240" w:lineRule="auto" w:before="0" w:after="360"/>
+        <w:jc w:val="center"/>
+      </w:pPr>
+      <w:r>
+        <w:rPr>
+          <w:rFonts w:ascii="Times New Roman" w:hAnsi="Times New Roman"/>
+          <w:b/>
+          <w:sz w:val="26"/>
+        </w:rPr>
+        <w:t>PIMPRI CHINCHWAD COLLEGE OF ENGINEERING SECTOR NO. 26, PRADHIKARAN, NIGDI, PUNE - 44.</w:t>
+      </w:r>
+    </w:p>
+    <w:p>
+      <w:pPr>
+        <w:spacing w:line="240" w:lineRule="auto" w:before="0" w:after="0"/>
+        <w:jc w:val="center"/>
+      </w:pPr>
+      <w:r>
+        <w:rPr>
+          <w:rFonts w:ascii="Times New Roman" w:hAnsi="Times New Roman"/>
+          <w:b w:val="0"/>
+          <w:sz w:val="26"/>
+        </w:rPr>
+        <w:t>(2026 - 2027)</w:t>
+      </w:r>
+    </w:p>
+    <w:p>
+      <w:r>
+        <w:br w:type="page"/>
+      </w:r>
+    </w:p>
+    <w:p>
+      <w:pPr>
+        <w:sectPr>
+          <w:pgSz w:w="12240" w:h="15840"/>
+          <w:pgMar w:top="1440" w:right="1440" w:bottom="1440" w:left="1584" w:header="720" w:footer="720" w:gutter="0"/>
+          <w:cols w:space="720"/>
+          <w:docGrid w:linePitch="360"/>
+        </w:sectPr>
+      </w:pPr>
+    </w:p>
+    <w:p>
+      <w:pPr>
+        <w:spacing w:line="240" w:lineRule="auto" w:before="0" w:after="280"/>
+        <w:jc w:val="center"/>
+      </w:pPr>
+      <w:r>
+        <w:rPr>
+          <w:rFonts w:ascii="Times New Roman" w:hAnsi="Times New Roman"/>
+          <w:b/>
+          <w:sz w:val="32"/>
+        </w:rPr>
+        <w:t>Index</w:t>
+      </w:r>
+    </w:p>
+    <w:p>
+      <w:pPr>
+        <w:spacing w:line="360" w:lineRule="auto" w:after="40"/>
+        <w:ind w:left="576"/>
+      </w:pPr>
+      <w:r>
+        <w:rPr>
+          <w:rFonts w:ascii="Times New Roman" w:hAnsi="Times New Roman"/>
+          <w:sz w:val="24"/>
+        </w:rPr>
+        <w:t>1. Introduction</w:t>
+      </w:r>
+    </w:p>
+    <w:p>
+      <w:pPr>
+        <w:spacing w:line="360" w:lineRule="auto" w:after="40"/>
+        <w:ind w:left="576"/>
+      </w:pPr>
+      <w:r>
+        <w:rPr>
+          <w:rFonts w:ascii="Times New Roman" w:hAnsi="Times New Roman"/>
+          <w:sz w:val="24"/>
+        </w:rPr>
+        <w:t>2. Problem Statement</w:t>
+      </w:r>
+    </w:p>
+    <w:p>
+      <w:pPr>
+        <w:pStyle w:val="ListBullet"/>
+        <w:spacing w:line="360" w:lineRule="auto"/>
+        <w:ind w:left="1152"/>
+        <w:jc w:val="both"/>
+      </w:pPr>
+      <w:r>
+        <w:rPr>
+          <w:rFonts w:ascii="Times New Roman" w:hAnsi="Times New Roman"/>
+          <w:sz w:val="24"/>
+        </w:rPr>
+        <w:t>Working Of Existing System</w:t>
+      </w:r>
+    </w:p>
+    <w:p>
+      <w:pPr>
+        <w:pStyle w:val="ListBullet"/>
+        <w:spacing w:line="360" w:lineRule="auto"/>
+        <w:ind w:left="1152"/>
+        <w:jc w:val="both"/>
+      </w:pPr>
+      <w:r>
+        <w:rPr>
+          <w:rFonts w:ascii="Times New Roman" w:hAnsi="Times New Roman"/>
+          <w:sz w:val="24"/>
+        </w:rPr>
+        <w:t>Need Of New System</w:t>
+      </w:r>
+    </w:p>
+    <w:p>
+      <w:pPr>
+        <w:spacing w:line="360" w:lineRule="auto" w:after="40"/>
+        <w:ind w:left="576"/>
+      </w:pPr>
+      <w:r>
+        <w:rPr>
+          <w:rFonts w:ascii="Times New Roman" w:hAnsi="Times New Roman"/>
+          <w:sz w:val="24"/>
+        </w:rPr>
+        <w:t>3. Scope of proposed system</w:t>
+      </w:r>
+    </w:p>
+    <w:p>
+      <w:pPr>
+        <w:spacing w:line="360" w:lineRule="auto" w:after="40"/>
+        <w:ind w:left="576"/>
+      </w:pPr>
+      <w:r>
+        <w:rPr>
+          <w:rFonts w:ascii="Times New Roman" w:hAnsi="Times New Roman"/>
+          <w:sz w:val="24"/>
+        </w:rPr>
+        <w:t>4. Objectives of proposed system</w:t>
+      </w:r>
+    </w:p>
+    <w:p>
+      <w:pPr>
+        <w:spacing w:line="360" w:lineRule="auto" w:after="40"/>
+        <w:ind w:left="576"/>
+      </w:pPr>
+      <w:r>
+        <w:rPr>
+          <w:rFonts w:ascii="Times New Roman" w:hAnsi="Times New Roman"/>
+          <w:sz w:val="24"/>
+        </w:rPr>
+        <w:t>5. Methodology</w:t>
+      </w:r>
+    </w:p>
+    <w:p>
+      <w:pPr>
+        <w:pStyle w:val="ListBullet"/>
+        <w:spacing w:line="360" w:lineRule="auto"/>
+        <w:ind w:left="1152"/>
+        <w:jc w:val="both"/>
+      </w:pPr>
+      <w:r>
+        <w:rPr>
+          <w:rFonts w:ascii="Times New Roman" w:hAnsi="Times New Roman"/>
+          <w:sz w:val="24"/>
+        </w:rPr>
+        <w:t>a) Flow diagram followed by description of working</w:t>
+      </w:r>
+    </w:p>
+    <w:p>
+      <w:pPr>
+        <w:pStyle w:val="ListBullet"/>
+        <w:spacing w:line="360" w:lineRule="auto"/>
+        <w:ind w:left="1152"/>
+        <w:jc w:val="both"/>
+      </w:pPr>
+      <w:r>
+        <w:rPr>
+          <w:rFonts w:ascii="Times New Roman" w:hAnsi="Times New Roman"/>
+          <w:sz w:val="24"/>
+        </w:rPr>
+        <w:t>b) Functional Requirements</w:t>
+      </w:r>
+    </w:p>
+    <w:p>
+      <w:pPr>
+        <w:pStyle w:val="ListBullet"/>
+        <w:spacing w:line="360" w:lineRule="auto"/>
+        <w:ind w:left="1152"/>
+        <w:jc w:val="both"/>
+      </w:pPr>
+      <w:r>
+        <w:rPr>
+          <w:rFonts w:ascii="Times New Roman" w:hAnsi="Times New Roman"/>
+          <w:sz w:val="24"/>
+        </w:rPr>
+        <w:t>c) Non-functional Requirements</w:t>
+      </w:r>
+    </w:p>
+    <w:p>
+      <w:pPr>
+        <w:spacing w:line="360" w:lineRule="auto" w:after="40"/>
+        <w:ind w:left="576"/>
+      </w:pPr>
+      <w:r>
+        <w:rPr>
+          <w:rFonts w:ascii="Times New Roman" w:hAnsi="Times New Roman"/>
+          <w:sz w:val="24"/>
+        </w:rPr>
+        <w:t>6. Technical Requirements</w:t>
+      </w:r>
+    </w:p>
+    <w:p>
+      <w:pPr>
+        <w:pStyle w:val="ListBullet"/>
+        <w:spacing w:line="360" w:lineRule="auto"/>
+        <w:ind w:left="1152"/>
+        <w:jc w:val="both"/>
+      </w:pPr>
+      <w:r>
+        <w:rPr>
+          <w:rFonts w:ascii="Times New Roman" w:hAnsi="Times New Roman"/>
+          <w:sz w:val="24"/>
+        </w:rPr>
+        <w:t>Software requirement</w:t>
+      </w:r>
+    </w:p>
+    <w:p>
+      <w:pPr>
+        <w:spacing w:line="360" w:lineRule="auto" w:after="40"/>
+        <w:ind w:left="576"/>
+      </w:pPr>
+      <w:r>
+        <w:rPr>
+          <w:rFonts w:ascii="Times New Roman" w:hAnsi="Times New Roman"/>
+          <w:sz w:val="24"/>
+        </w:rPr>
+        <w:t>7. Expected Outcomes</w:t>
+      </w:r>
+    </w:p>
+    <w:p>
+      <w:pPr>
+        <w:spacing w:line="360" w:lineRule="auto" w:after="40"/>
+        <w:ind w:left="576"/>
+      </w:pPr>
+      <w:r>
+        <w:rPr>
+          <w:rFonts w:ascii="Times New Roman" w:hAnsi="Times New Roman"/>
+          <w:sz w:val="24"/>
+        </w:rPr>
+        <w:t>8. Conclusion</w:t>
+      </w:r>
+    </w:p>
+    <w:p>
+      <w:r>
+        <w:br w:type="page"/>
+      </w:r>
+    </w:p>
+    <w:p>
+      <w:pPr>
+        <w:keepNext/>
+        <w:pageBreakBefore w:val="0"/>
+        <w:spacing w:before="280" w:after="120" w:line="360" w:lineRule="auto"/>
+        <w:jc w:val="left"/>
+      </w:pPr>
+      <w:r>
+        <w:rPr>
+          <w:rFonts w:ascii="Times New Roman" w:hAnsi="Times New Roman"/>
+          <w:b/>
+          <w:sz w:val="28"/>
+        </w:rPr>
+        <w:t>1. Introduction</w:t>
+      </w:r>
+    </w:p>
+    <w:p>
+      <w:pPr>
+        <w:spacing w:line="360" w:lineRule="auto"/>
+        <w:jc w:val="both"/>
+      </w:pPr>
+      <w:r>
+        <w:rPr>
+          <w:rFonts w:ascii="Times New Roman" w:hAnsi="Times New Roman"/>
+          <w:sz w:val="24"/>
+        </w:rPr>
+        <w:t>In every project-based course at PCCOE, a student's work is checked at a small number of review meetings. For each review there is a rubric — a list of things the work is supposed to contain, and how many marks each of them carries. In practice the student usually sees this rubric only after the review is over, when the marks are announced. By then it is too late to use it.</w:t>
+      </w:r>
+    </w:p>
+    <w:p>
+      <w:pPr>
+        <w:spacing w:line="360" w:lineRule="auto"/>
+        <w:jc w:val="both"/>
+      </w:pPr>
+      <w:r>
+        <w:rPr>
+          <w:rFonts w:ascii="Times New Roman" w:hAnsi="Times New Roman"/>
+          <w:sz w:val="24"/>
+        </w:rPr>
+        <w:t>RubriQ is a web application that moves the rubric to the beginning of this process instead of the end. The guide writes the rubric and publishes it, and the student can read it before uploading anything. When the work is submitted, the system reads the document and prepares a suggested score for each point in the rubric. Every suggestion comes with a line copied from the student's own file as proof. The guide then checks these suggestions, changes anything they disagree with, and approves the final marks.</w:t>
+      </w:r>
+    </w:p>
+    <w:p>
+      <w:pPr>
+        <w:spacing w:line="360" w:lineRule="auto"/>
+        <w:jc w:val="both"/>
+      </w:pPr>
+      <w:r>
+        <w:rPr>
+          <w:rFonts w:ascii="Times New Roman" w:hAnsi="Times New Roman"/>
+          <w:sz w:val="24"/>
+        </w:rPr>
+        <w:t>The important part is that the software only suggests. It never decides. A mark becomes final only when a faculty member approves it, and the system records who approved it and when. The name RubriQ comes from “rubric” and “IQ”: the rubric stays in charge, and the intelligence only assists.</w:t>
+      </w:r>
+    </w:p>
+    <w:p>
+      <w:pPr>
+        <w:keepNext/>
+        <w:pageBreakBefore w:val="0"/>
+        <w:spacing w:before="280" w:after="120" w:line="360" w:lineRule="auto"/>
+        <w:jc w:val="left"/>
+      </w:pPr>
+      <w:r>
+        <w:rPr>
+          <w:rFonts w:ascii="Times New Roman" w:hAnsi="Times New Roman"/>
+          <w:b/>
+          <w:sz w:val="28"/>
+        </w:rPr>
+        <w:t>2. Problem Statement</w:t>
+      </w:r>
+    </w:p>
+    <w:p>
+      <w:pPr>
+        <w:spacing w:line="360" w:lineRule="auto"/>
+        <w:jc w:val="both"/>
+      </w:pPr>
+      <w:r>
+        <w:rPr>
+          <w:rFonts w:ascii="Times New Roman" w:hAnsi="Times New Roman"/>
+          <w:sz w:val="24"/>
+        </w:rPr>
+        <w:t>Project reviews at present depend almost entirely on the reviewer's memory and on paperwork done by hand. This creates problems for both sides.</w:t>
+      </w:r>
+    </w:p>
+    <w:p>
+      <w:pPr>
+        <w:keepNext/>
+        <w:pageBreakBefore w:val="0"/>
+        <w:spacing w:before="200" w:after="120" w:line="360" w:lineRule="auto"/>
+        <w:jc w:val="left"/>
+      </w:pPr>
+      <w:r>
+        <w:rPr>
+          <w:rFonts w:ascii="Times New Roman" w:hAnsi="Times New Roman"/>
+          <w:b/>
+          <w:sz w:val="28"/>
+        </w:rPr>
+        <w:t>Working Of Existing System</w:t>
+      </w:r>
+    </w:p>
+    <w:p>
+      <w:pPr>
+        <w:spacing w:line="360" w:lineRule="auto"/>
+        <w:jc w:val="both"/>
+      </w:pPr>
+      <w:r>
+        <w:rPr>
+          <w:rFonts w:ascii="Times New Roman" w:hAnsi="Times New Roman"/>
+          <w:sz w:val="24"/>
+        </w:rPr>
+        <w:t>At present the whole review process is manual.</w:t>
+      </w:r>
+    </w:p>
+    <w:p>
+      <w:pPr>
+        <w:spacing w:line="360" w:lineRule="auto"/>
+        <w:jc w:val="both"/>
+      </w:pPr>
+      <w:r>
+        <w:rPr>
+          <w:rFonts w:ascii="Times New Roman" w:hAnsi="Times New Roman"/>
+          <w:sz w:val="24"/>
+        </w:rPr>
+        <w:t>The guide keeps the rubric on paper or in their own notes. During the review they look at the student's report, judge it from memory against that rubric, and write a mark in a register or a spreadsheet. Feedback is given by speaking to the student for a few minutes. Late submissions are handled case by case. At the end, the marks of all students are typed into an Excel sheet by hand for department records.</w:t>
+      </w:r>
+    </w:p>
+    <w:p>
+      <w:pPr>
+        <w:spacing w:line="360" w:lineRule="auto"/>
+        <w:jc w:val="both"/>
+      </w:pPr>
+      <w:r>
+        <w:rPr>
+          <w:rFonts w:ascii="Times New Roman" w:hAnsi="Times New Roman"/>
+          <w:sz w:val="24"/>
+        </w:rPr>
+        <w:t>This works, but it depends entirely on the reviewer keeping everything in their head at the same time.</w:t>
+      </w:r>
+    </w:p>
+    <w:p>
+      <w:pPr>
+        <w:spacing w:line="360" w:lineRule="auto"/>
+        <w:jc w:val="both"/>
+      </w:pPr>
+      <w:r>
+        <w:rPr>
+          <w:rFonts w:ascii="Times New Roman" w:hAnsi="Times New Roman"/>
+          <w:sz w:val="24"/>
+        </w:rPr>
+        <w:t>The difficulties with this way of working are:</w:t>
+      </w:r>
+    </w:p>
+    <w:p>
+      <w:pPr>
+        <w:pStyle w:val="ListBullet"/>
+        <w:spacing w:line="360" w:lineRule="auto"/>
+        <w:ind w:left="720"/>
+        <w:jc w:val="both"/>
+      </w:pPr>
+      <w:r>
+        <w:rPr>
+          <w:rFonts w:ascii="Times New Roman" w:hAnsi="Times New Roman"/>
+          <w:sz w:val="24"/>
+        </w:rPr>
+        <w:t>The student does not see the rubric before submitting, so they cannot aim at it.</w:t>
+      </w:r>
+    </w:p>
+    <w:p>
+      <w:pPr>
+        <w:pStyle w:val="ListBullet"/>
+        <w:spacing w:line="360" w:lineRule="auto"/>
+        <w:ind w:left="720"/>
+        <w:jc w:val="both"/>
+      </w:pPr>
+      <w:r>
+        <w:rPr>
+          <w:rFonts w:ascii="Times New Roman" w:hAnsi="Times New Roman"/>
+          <w:sz w:val="24"/>
+        </w:rPr>
+        <w:t>There is no record of why a particular mark was given. Only the number survives.</w:t>
+      </w:r>
+    </w:p>
+    <w:p>
+      <w:pPr>
+        <w:pStyle w:val="ListBullet"/>
+        <w:spacing w:line="360" w:lineRule="auto"/>
+        <w:ind w:left="720"/>
+        <w:jc w:val="both"/>
+      </w:pPr>
+      <w:r>
+        <w:rPr>
+          <w:rFonts w:ascii="Times New Roman" w:hAnsi="Times New Roman"/>
+          <w:sz w:val="24"/>
+        </w:rPr>
+        <w:t>Two reviewers, or the same reviewer on two different days, may score similar work differently.</w:t>
+      </w:r>
+    </w:p>
+    <w:p>
+      <w:pPr>
+        <w:pStyle w:val="ListBullet"/>
+        <w:spacing w:line="360" w:lineRule="auto"/>
+        <w:ind w:left="720"/>
+        <w:jc w:val="both"/>
+      </w:pPr>
+      <w:r>
+        <w:rPr>
+          <w:rFonts w:ascii="Times New Roman" w:hAnsi="Times New Roman"/>
+          <w:sz w:val="24"/>
+        </w:rPr>
+        <w:t>A student who submits four days late and a student who never submits at all are usually both written down as zero, even though these are completely different situations.</w:t>
+      </w:r>
+    </w:p>
+    <w:p>
+      <w:pPr>
+        <w:pStyle w:val="ListBullet"/>
+        <w:spacing w:line="360" w:lineRule="auto"/>
+        <w:ind w:left="720"/>
+        <w:jc w:val="both"/>
+      </w:pPr>
+      <w:r>
+        <w:rPr>
+          <w:rFonts w:ascii="Times New Roman" w:hAnsi="Times New Roman"/>
+          <w:sz w:val="24"/>
+        </w:rPr>
+        <w:t>Verbal feedback is forgotten quickly, and the student has nothing written to improve from.</w:t>
+      </w:r>
+    </w:p>
+    <w:p>
+      <w:pPr>
+        <w:pStyle w:val="ListBullet"/>
+        <w:spacing w:line="360" w:lineRule="auto"/>
+        <w:ind w:left="720"/>
+        <w:jc w:val="both"/>
+      </w:pPr>
+      <w:r>
+        <w:rPr>
+          <w:rFonts w:ascii="Times New Roman" w:hAnsi="Times New Roman"/>
+          <w:sz w:val="24"/>
+        </w:rPr>
+        <w:t>Marks are copied by hand into Excel, where a typing mistake is easy to make and hard to notice.</w:t>
+      </w:r>
+    </w:p>
+    <w:p>
+      <w:pPr>
+        <w:keepNext/>
+        <w:pageBreakBefore w:val="0"/>
+        <w:spacing w:before="200" w:after="120" w:line="360" w:lineRule="auto"/>
+        <w:jc w:val="left"/>
+      </w:pPr>
+      <w:r>
+        <w:rPr>
+          <w:rFonts w:ascii="Times New Roman" w:hAnsi="Times New Roman"/>
+          <w:b/>
+          <w:sz w:val="28"/>
+        </w:rPr>
+        <w:t>Need Of New System</w:t>
+      </w:r>
+    </w:p>
+    <w:p>
+      <w:pPr>
+        <w:spacing w:line="360" w:lineRule="auto"/>
+        <w:jc w:val="both"/>
+      </w:pPr>
+      <w:r>
+        <w:rPr>
+          <w:rFonts w:ascii="Times New Roman" w:hAnsi="Times New Roman"/>
+          <w:sz w:val="24"/>
+        </w:rPr>
+        <w:t>The new system is needed so that the review becomes fair, written down, and repeatable.</w:t>
+      </w:r>
+    </w:p>
+    <w:p>
+      <w:pPr>
+        <w:spacing w:line="360" w:lineRule="auto"/>
+        <w:jc w:val="both"/>
+      </w:pPr>
+      <w:r>
+        <w:rPr>
+          <w:rFonts w:ascii="Times New Roman" w:hAnsi="Times New Roman"/>
+          <w:sz w:val="24"/>
+        </w:rPr>
+        <w:t>It shows the rubric to the student before the deadline, so the rubric becomes a set of instructions instead of a justification for a mark. It makes the reviewer's job faster by preparing a first draft of the score sheet, and it makes that draft checkable by attaching the exact line from the report that supports each point. It applies the late-submission rules by calculation instead of by memory, and it keeps “absent” as a separate status rather than turning it into a zero.</w:t>
+      </w:r>
+    </w:p>
+    <w:p>
+      <w:pPr>
+        <w:spacing w:line="360" w:lineRule="auto"/>
+        <w:jc w:val="both"/>
+      </w:pPr>
+      <w:r>
+        <w:rPr>
+          <w:rFonts w:ascii="Times New Roman" w:hAnsi="Times New Roman"/>
+          <w:sz w:val="24"/>
+        </w:rPr>
+        <w:t>Finally, it produces the Excel file for the department automatically, using the same numbers that are shown on the screen, so nothing has to be retyped.</w:t>
+      </w:r>
+    </w:p>
+    <w:p>
+      <w:pPr>
+        <w:keepNext/>
+        <w:pageBreakBefore w:val="0"/>
+        <w:spacing w:before="280" w:after="120" w:line="360" w:lineRule="auto"/>
+        <w:jc w:val="left"/>
+      </w:pPr>
+      <w:r>
+        <w:rPr>
+          <w:rFonts w:ascii="Times New Roman" w:hAnsi="Times New Roman"/>
+          <w:b/>
+          <w:sz w:val="28"/>
+        </w:rPr>
+        <w:t>3. Scope of proposed system</w:t>
+      </w:r>
+    </w:p>
+    <w:p>
+      <w:pPr>
+        <w:spacing w:line="360" w:lineRule="auto"/>
+        <w:jc w:val="both"/>
+      </w:pPr>
+      <w:r>
+        <w:rPr>
+          <w:rFonts w:ascii="Times New Roman" w:hAnsi="Times New Roman"/>
+          <w:sz w:val="24"/>
+        </w:rPr>
+        <w:t>The system is a single web application used by two kinds of users: faculty members and students. Everything runs on one computer and all data is stored locally. There is no separate server and no cloud storage.</w:t>
+      </w:r>
+    </w:p>
+    <w:p>
+      <w:pPr>
+        <w:spacing w:line="360" w:lineRule="auto"/>
+        <w:jc w:val="both"/>
+      </w:pPr>
+      <w:r>
+        <w:rPr>
+          <w:rFonts w:ascii="Times New Roman" w:hAnsi="Times New Roman"/>
+          <w:sz w:val="24"/>
+        </w:rPr>
+        <w:t>The following features are included in the system:</w:t>
+      </w:r>
+    </w:p>
+    <w:p>
+      <w:pPr>
+        <w:pStyle w:val="ListBullet"/>
+        <w:spacing w:line="360" w:lineRule="auto"/>
+        <w:ind w:left="720"/>
+        <w:jc w:val="both"/>
+      </w:pPr>
+      <w:r>
+        <w:rPr>
+          <w:rFonts w:ascii="Times New Roman" w:hAnsi="Times New Roman"/>
+          <w:sz w:val="24"/>
+        </w:rPr>
+        <w:t>Login with the college Google account only. An address outside @pccoepune.org is refused.</w:t>
+      </w:r>
+    </w:p>
+    <w:p>
+      <w:pPr>
+        <w:pStyle w:val="ListBullet"/>
+        <w:spacing w:line="360" w:lineRule="auto"/>
+        <w:ind w:left="720"/>
+        <w:jc w:val="both"/>
+      </w:pPr>
+      <w:r>
+        <w:rPr>
+          <w:rFonts w:ascii="Times New Roman" w:hAnsi="Times New Roman"/>
+          <w:sz w:val="24"/>
+        </w:rPr>
+        <w:t>The user's role (student or faculty) is decided by the system from a prepared list. A user cannot choose it.</w:t>
+      </w:r>
+    </w:p>
+    <w:p>
+      <w:pPr>
+        <w:pStyle w:val="ListBullet"/>
+        <w:spacing w:line="360" w:lineRule="auto"/>
+        <w:ind w:left="720"/>
+        <w:jc w:val="both"/>
+      </w:pPr>
+      <w:r>
+        <w:rPr>
+          <w:rFonts w:ascii="Times New Roman" w:hAnsi="Times New Roman"/>
+          <w:sz w:val="24"/>
+        </w:rPr>
+        <w:t>Faculty can create subjects, add students, and set review milestones with dates and marks.</w:t>
+      </w:r>
+    </w:p>
+    <w:p>
+      <w:pPr>
+        <w:pStyle w:val="ListBullet"/>
+        <w:spacing w:line="360" w:lineRule="auto"/>
+        <w:ind w:left="720"/>
+        <w:jc w:val="both"/>
+      </w:pPr>
+      <w:r>
+        <w:rPr>
+          <w:rFonts w:ascii="Times New Roman" w:hAnsi="Times New Roman"/>
+          <w:sz w:val="24"/>
+        </w:rPr>
+        <w:t>Faculty can build a rubric for each review, and publish it so it cannot be changed afterwards.</w:t>
+      </w:r>
+    </w:p>
+    <w:p>
+      <w:pPr>
+        <w:pStyle w:val="ListBullet"/>
+        <w:spacing w:line="360" w:lineRule="auto"/>
+        <w:ind w:left="720"/>
+        <w:jc w:val="both"/>
+      </w:pPr>
+      <w:r>
+        <w:rPr>
+          <w:rFonts w:ascii="Times New Roman" w:hAnsi="Times New Roman"/>
+          <w:sz w:val="24"/>
+        </w:rPr>
+        <w:t>Students can see the published rubric, upload their work as PDF, DOCX or TXT, and upload it again if they improve it. Old versions are kept.</w:t>
+      </w:r>
+    </w:p>
+    <w:p>
+      <w:pPr>
+        <w:pStyle w:val="ListBullet"/>
+        <w:spacing w:line="360" w:lineRule="auto"/>
+        <w:ind w:left="720"/>
+        <w:jc w:val="both"/>
+      </w:pPr>
+      <w:r>
+        <w:rPr>
+          <w:rFonts w:ascii="Times New Roman" w:hAnsi="Times New Roman"/>
+          <w:sz w:val="24"/>
+        </w:rPr>
+        <w:t>Students may also attach a GitHub repository link, which is accepted only if it belongs to the GitHub account their guide has recorded for them.</w:t>
+      </w:r>
+    </w:p>
+    <w:p>
+      <w:pPr>
+        <w:pStyle w:val="ListBullet"/>
+        <w:spacing w:line="360" w:lineRule="auto"/>
+        <w:ind w:left="720"/>
+        <w:jc w:val="both"/>
+      </w:pPr>
+      <w:r>
+        <w:rPr>
+          <w:rFonts w:ascii="Times New Roman" w:hAnsi="Times New Roman"/>
+          <w:sz w:val="24"/>
+        </w:rPr>
+        <w:t>Students may work in a group, but only when a faculty member approves the group. One submission then counts for all its members.</w:t>
+      </w:r>
+    </w:p>
+    <w:p>
+      <w:pPr>
+        <w:pStyle w:val="ListBullet"/>
+        <w:spacing w:line="360" w:lineRule="auto"/>
+        <w:ind w:left="720"/>
+        <w:jc w:val="both"/>
+      </w:pPr>
+      <w:r>
+        <w:rPr>
+          <w:rFonts w:ascii="Times New Roman" w:hAnsi="Times New Roman"/>
+          <w:sz w:val="24"/>
+        </w:rPr>
+        <w:t>The system prepares a suggested score for each rubric point, along with the supporting line from the student's document.</w:t>
+      </w:r>
+    </w:p>
+    <w:p>
+      <w:pPr>
+        <w:pStyle w:val="ListBullet"/>
+        <w:spacing w:line="360" w:lineRule="auto"/>
+        <w:ind w:left="720"/>
+        <w:jc w:val="both"/>
+      </w:pPr>
+      <w:r>
+        <w:rPr>
+          <w:rFonts w:ascii="Times New Roman" w:hAnsi="Times New Roman"/>
+          <w:sz w:val="24"/>
+        </w:rPr>
+        <w:t>Late marks and absence are calculated automatically from a fixed rule table.</w:t>
+      </w:r>
+    </w:p>
+    <w:p>
+      <w:pPr>
+        <w:pStyle w:val="ListBullet"/>
+        <w:spacing w:line="360" w:lineRule="auto"/>
+        <w:ind w:left="720"/>
+        <w:jc w:val="both"/>
+      </w:pPr>
+      <w:r>
+        <w:rPr>
+          <w:rFonts w:ascii="Times New Roman" w:hAnsi="Times New Roman"/>
+          <w:sz w:val="24"/>
+        </w:rPr>
+        <w:t>Faculty can change any score, giving a reason, and then approve the score sheet.</w:t>
+      </w:r>
+    </w:p>
+    <w:p>
+      <w:pPr>
+        <w:pStyle w:val="ListBullet"/>
+        <w:spacing w:line="360" w:lineRule="auto"/>
+        <w:ind w:left="720"/>
+        <w:jc w:val="both"/>
+      </w:pPr>
+      <w:r>
+        <w:rPr>
+          <w:rFonts w:ascii="Times New Roman" w:hAnsi="Times New Roman"/>
+          <w:sz w:val="24"/>
+        </w:rPr>
+        <w:t>The approved marks can be downloaded as an Excel file or copied into a spreadsheet.</w:t>
+      </w:r>
+    </w:p>
+    <w:p>
+      <w:pPr>
+        <w:pStyle w:val="ListBullet"/>
+        <w:spacing w:line="360" w:lineRule="auto"/>
+        <w:ind w:left="720"/>
+        <w:jc w:val="both"/>
+      </w:pPr>
+      <w:r>
+        <w:rPr>
+          <w:rFonts w:ascii="Times New Roman" w:hAnsi="Times New Roman"/>
+          <w:sz w:val="24"/>
+        </w:rPr>
+        <w:t>Students can ask questions about a review, answered from the rubric only, and passed to the guide when the answer is not there.</w:t>
+      </w:r>
+    </w:p>
+    <w:p>
+      <w:pPr>
+        <w:pStyle w:val="ListBullet"/>
+        <w:spacing w:line="360" w:lineRule="auto"/>
+        <w:ind w:left="720"/>
+        <w:jc w:val="both"/>
+      </w:pPr>
+      <w:r>
+        <w:rPr>
+          <w:rFonts w:ascii="Times New Roman" w:hAnsi="Times New Roman"/>
+          <w:sz w:val="24"/>
+        </w:rPr>
+        <w:t>After approval, students can see which points they followed and which they did not.</w:t>
+      </w:r>
+    </w:p>
+    <w:p>
+      <w:pPr>
+        <w:pStyle w:val="ListBullet"/>
+        <w:spacing w:line="360" w:lineRule="auto"/>
+        <w:ind w:left="720"/>
+        <w:jc w:val="both"/>
+      </w:pPr>
+      <w:r>
+        <w:rPr>
+          <w:rFonts w:ascii="Times New Roman" w:hAnsi="Times New Roman"/>
+          <w:sz w:val="24"/>
+        </w:rPr>
+        <w:t>The system keeps a record of every action taken by every user.</w:t>
+      </w:r>
+    </w:p>
+    <w:p>
+      <w:pPr>
+        <w:spacing w:line="360" w:lineRule="auto"/>
+        <w:jc w:val="both"/>
+      </w:pPr>
+      <w:r>
+        <w:rPr>
+          <w:rFonts w:ascii="Times New Roman" w:hAnsi="Times New Roman"/>
+          <w:sz w:val="24"/>
+        </w:rPr>
+        <w:t>The following are deliberately kept outside the scope of this project, and are stated here so that there is no confusion later:</w:t>
+      </w:r>
+    </w:p>
+    <w:p>
+      <w:pPr>
+        <w:pStyle w:val="ListBullet"/>
+        <w:spacing w:line="360" w:lineRule="auto"/>
+        <w:ind w:left="720"/>
+        <w:jc w:val="both"/>
+      </w:pPr>
+      <w:r>
+        <w:rPr>
+          <w:rFonts w:ascii="Times New Roman" w:hAnsi="Times New Roman"/>
+          <w:sz w:val="24"/>
+        </w:rPr>
+        <w:t>Checking for plagiarism or copied content.</w:t>
+      </w:r>
+    </w:p>
+    <w:p>
+      <w:pPr>
+        <w:pStyle w:val="ListBullet"/>
+        <w:spacing w:line="360" w:lineRule="auto"/>
+        <w:ind w:left="720"/>
+        <w:jc w:val="both"/>
+      </w:pPr>
+      <w:r>
+        <w:rPr>
+          <w:rFonts w:ascii="Times New Roman" w:hAnsi="Times New Roman"/>
+          <w:sz w:val="24"/>
+        </w:rPr>
+        <w:t>Running, compiling or testing the student's program code.</w:t>
+      </w:r>
+    </w:p>
+    <w:p>
+      <w:pPr>
+        <w:pStyle w:val="ListBullet"/>
+        <w:spacing w:line="360" w:lineRule="auto"/>
+        <w:ind w:left="720"/>
+        <w:jc w:val="both"/>
+      </w:pPr>
+      <w:r>
+        <w:rPr>
+          <w:rFonts w:ascii="Times New Roman" w:hAnsi="Times New Roman"/>
+          <w:sz w:val="24"/>
+        </w:rPr>
+        <w:t>A mobile application.</w:t>
+      </w:r>
+    </w:p>
+    <w:p>
+      <w:pPr>
+        <w:pStyle w:val="ListBullet"/>
+        <w:spacing w:line="360" w:lineRule="auto"/>
+        <w:ind w:left="720"/>
+        <w:jc w:val="both"/>
+      </w:pPr>
+      <w:r>
+        <w:rPr>
+          <w:rFonts w:ascii="Times New Roman" w:hAnsi="Times New Roman"/>
+          <w:sz w:val="24"/>
+        </w:rPr>
+        <w:t>Connecting to any college ERP or learning-management system.</w:t>
+      </w:r>
+    </w:p>
+    <w:p>
+      <w:pPr>
+        <w:pStyle w:val="ListBullet"/>
+        <w:spacing w:line="360" w:lineRule="auto"/>
+        <w:ind w:left="720"/>
+        <w:jc w:val="both"/>
+      </w:pPr>
+      <w:r>
+        <w:rPr>
+          <w:rFonts w:ascii="Times New Roman" w:hAnsi="Times New Roman"/>
+          <w:sz w:val="24"/>
+        </w:rPr>
+        <w:t>Use by more than one college at a time.</w:t>
+      </w:r>
+    </w:p>
+    <w:p>
+      <w:pPr>
+        <w:pStyle w:val="ListBullet"/>
+        <w:spacing w:line="360" w:lineRule="auto"/>
+        <w:ind w:left="720"/>
+        <w:jc w:val="both"/>
+      </w:pPr>
+      <w:r>
+        <w:rPr>
+          <w:rFonts w:ascii="Times New Roman" w:hAnsi="Times New Roman"/>
+          <w:sz w:val="24"/>
+        </w:rPr>
+        <w:t>Hosting on the internet with real student data.</w:t>
+      </w:r>
+    </w:p>
+    <w:p>
+      <w:pPr>
+        <w:pStyle w:val="ListBullet"/>
+        <w:spacing w:line="360" w:lineRule="auto"/>
+        <w:ind w:left="720"/>
+        <w:jc w:val="both"/>
+      </w:pPr>
+      <w:r>
+        <w:rPr>
+          <w:rFonts w:ascii="Times New Roman" w:hAnsi="Times New Roman"/>
+          <w:sz w:val="24"/>
+        </w:rPr>
+        <w:t>Downloading or reading the contents of a linked GitHub repository. The link is only stored and shown; marks are given from the uploaded document.</w:t>
+      </w:r>
+    </w:p>
+    <w:p>
+      <w:pPr>
+        <w:keepNext/>
+        <w:pageBreakBefore w:val="0"/>
+        <w:spacing w:before="280" w:after="120" w:line="360" w:lineRule="auto"/>
+        <w:jc w:val="left"/>
+      </w:pPr>
+      <w:r>
+        <w:rPr>
+          <w:rFonts w:ascii="Times New Roman" w:hAnsi="Times New Roman"/>
+          <w:b/>
+          <w:sz w:val="28"/>
+        </w:rPr>
+        <w:t>4. Objectives of proposed system</w:t>
+      </w:r>
+    </w:p>
+    <w:p>
+      <w:pPr>
+        <w:spacing w:line="360" w:lineRule="auto"/>
+        <w:jc w:val="both"/>
+      </w:pPr>
+      <w:r>
+        <w:rPr>
+          <w:rFonts w:ascii="Times New Roman" w:hAnsi="Times New Roman"/>
+          <w:sz w:val="24"/>
+        </w:rPr>
+        <w:t>The objectives of the proposed system are as follows:</w:t>
+      </w:r>
+    </w:p>
+    <w:p>
+      <w:pPr>
+        <w:pStyle w:val="ListNumber"/>
+        <w:spacing w:line="360" w:lineRule="auto"/>
+        <w:ind w:left="720"/>
+        <w:jc w:val="both"/>
+      </w:pPr>
+      <w:r>
+        <w:rPr>
+          <w:rFonts w:ascii="Times New Roman" w:hAnsi="Times New Roman"/>
+          <w:sz w:val="24"/>
+        </w:rPr>
+        <w:t>To let a faculty member create a rubric for each review, check that its weights add up to 100, and publish it so that it cannot be edited later.</w:t>
+      </w:r>
+    </w:p>
+    <w:p>
+      <w:pPr>
+        <w:pStyle w:val="ListNumber"/>
+        <w:spacing w:line="360" w:lineRule="auto"/>
+        <w:ind w:left="720"/>
+        <w:jc w:val="both"/>
+      </w:pPr>
+      <w:r>
+        <w:rPr>
+          <w:rFonts w:ascii="Times New Roman" w:hAnsi="Times New Roman"/>
+          <w:sz w:val="24"/>
+        </w:rPr>
+        <w:t>To show the published rubric to the student before the submission is made.</w:t>
+      </w:r>
+    </w:p>
+    <w:p>
+      <w:pPr>
+        <w:pStyle w:val="ListNumber"/>
+        <w:spacing w:line="360" w:lineRule="auto"/>
+        <w:ind w:left="720"/>
+        <w:jc w:val="both"/>
+      </w:pPr>
+      <w:r>
+        <w:rPr>
+          <w:rFonts w:ascii="Times New Roman" w:hAnsi="Times New Roman"/>
+          <w:sz w:val="24"/>
+        </w:rPr>
+        <w:t>To accept submissions in PDF, DOCX and TXT form, keep every version, and read out the text at the time of upload.</w:t>
+      </w:r>
+    </w:p>
+    <w:p>
+      <w:pPr>
+        <w:pStyle w:val="ListNumber"/>
+        <w:spacing w:line="360" w:lineRule="auto"/>
+        <w:ind w:left="720"/>
+        <w:jc w:val="both"/>
+      </w:pPr>
+      <w:r>
+        <w:rPr>
+          <w:rFonts w:ascii="Times New Roman" w:hAnsi="Times New Roman"/>
+          <w:sz w:val="24"/>
+        </w:rPr>
+        <w:t>To prepare a suggested score for every rubric point, with a line quoted from the student's own document as proof.</w:t>
+      </w:r>
+    </w:p>
+    <w:p>
+      <w:pPr>
+        <w:pStyle w:val="ListNumber"/>
+        <w:spacing w:line="360" w:lineRule="auto"/>
+        <w:ind w:left="720"/>
+        <w:jc w:val="both"/>
+      </w:pPr>
+      <w:r>
+        <w:rPr>
+          <w:rFonts w:ascii="Times New Roman" w:hAnsi="Times New Roman"/>
+          <w:sz w:val="24"/>
+        </w:rPr>
+        <w:t>To reject any quoted line that is not actually present in the document, and mark that point as having no evidence.</w:t>
+      </w:r>
+    </w:p>
+    <w:p>
+      <w:pPr>
+        <w:pStyle w:val="ListNumber"/>
+        <w:spacing w:line="360" w:lineRule="auto"/>
+        <w:ind w:left="720"/>
+        <w:jc w:val="both"/>
+      </w:pPr>
+      <w:r>
+        <w:rPr>
+          <w:rFonts w:ascii="Times New Roman" w:hAnsi="Times New Roman"/>
+          <w:sz w:val="24"/>
+        </w:rPr>
+        <w:t>To calculate late-submission penalties and absence by fixed rules instead of by judgement.</w:t>
+      </w:r>
+    </w:p>
+    <w:p>
+      <w:pPr>
+        <w:pStyle w:val="ListNumber"/>
+        <w:spacing w:line="360" w:lineRule="auto"/>
+        <w:ind w:left="720"/>
+        <w:jc w:val="both"/>
+      </w:pPr>
+      <w:r>
+        <w:rPr>
+          <w:rFonts w:ascii="Times New Roman" w:hAnsi="Times New Roman"/>
+          <w:sz w:val="24"/>
+        </w:rPr>
+        <w:t>To make sure no mark becomes final until a faculty member approves it, and to record every change with a reason.</w:t>
+      </w:r>
+    </w:p>
+    <w:p>
+      <w:pPr>
+        <w:pStyle w:val="ListNumber"/>
+        <w:spacing w:line="360" w:lineRule="auto"/>
+        <w:ind w:left="720"/>
+        <w:jc w:val="both"/>
+      </w:pPr>
+      <w:r>
+        <w:rPr>
+          <w:rFonts w:ascii="Times New Roman" w:hAnsi="Times New Roman"/>
+          <w:sz w:val="24"/>
+        </w:rPr>
+        <w:t>To export the approved marks to an Excel file with the same numbers shown on the screen.</w:t>
+      </w:r>
+    </w:p>
+    <w:p>
+      <w:pPr>
+        <w:pStyle w:val="ListNumber"/>
+        <w:spacing w:line="360" w:lineRule="auto"/>
+        <w:ind w:left="720"/>
+        <w:jc w:val="both"/>
+      </w:pPr>
+      <w:r>
+        <w:rPr>
+          <w:rFonts w:ascii="Times New Roman" w:hAnsi="Times New Roman"/>
+          <w:sz w:val="24"/>
+        </w:rPr>
+        <w:t>To answer student questions about a review using only the published rubric, and to pass the question to the guide when it cannot be answered.</w:t>
+      </w:r>
+    </w:p>
+    <w:p>
+      <w:pPr>
+        <w:pStyle w:val="ListNumber"/>
+        <w:spacing w:line="360" w:lineRule="auto"/>
+        <w:ind w:left="720"/>
+        <w:jc w:val="both"/>
+      </w:pPr>
+      <w:r>
+        <w:rPr>
+          <w:rFonts w:ascii="Times New Roman" w:hAnsi="Times New Roman"/>
+          <w:sz w:val="24"/>
+        </w:rPr>
+        <w:t>To allow project groups only when a faculty member has granted them.</w:t>
+      </w:r>
+    </w:p>
+    <w:p>
+      <w:pPr>
+        <w:pStyle w:val="ListNumber"/>
+        <w:spacing w:line="360" w:lineRule="auto"/>
+        <w:ind w:left="720"/>
+        <w:jc w:val="both"/>
+      </w:pPr>
+      <w:r>
+        <w:rPr>
+          <w:rFonts w:ascii="Times New Roman" w:hAnsi="Times New Roman"/>
+          <w:sz w:val="24"/>
+        </w:rPr>
+        <w:t>To keep a complete record of who did what, so that every mark can be traced back later.</w:t>
+      </w:r>
+    </w:p>
+    <w:p>
+      <w:pPr>
+        <w:keepNext/>
+        <w:pageBreakBefore w:val="0"/>
+        <w:spacing w:before="280" w:after="120" w:line="360" w:lineRule="auto"/>
+        <w:jc w:val="left"/>
+      </w:pPr>
+      <w:r>
+        <w:rPr>
+          <w:rFonts w:ascii="Times New Roman" w:hAnsi="Times New Roman"/>
+          <w:b/>
+          <w:sz w:val="28"/>
+        </w:rPr>
+        <w:t>5. Methodology</w:t>
+      </w:r>
+    </w:p>
+    <w:p>
+      <w:pPr>
+        <w:keepNext/>
+        <w:pageBreakBefore w:val="0"/>
+        <w:spacing w:before="200" w:after="120" w:line="360" w:lineRule="auto"/>
+        <w:jc w:val="left"/>
+      </w:pPr>
+      <w:r>
+        <w:rPr>
+          <w:rFonts w:ascii="Times New Roman" w:hAnsi="Times New Roman"/>
+          <w:b/>
+          <w:sz w:val="28"/>
+        </w:rPr>
+        <w:t>a) Flow diagram followed by description of working</w:t>
+      </w:r>
+    </w:p>
+    <w:p>
+      <w:pPr>
+        <w:keepNext/>
+        <w:spacing w:before="120" w:after="120"/>
+        <w:jc w:val="center"/>
+      </w:pPr>
+      <w:r>
+        <w:drawing>
+          <wp:inline xmlns:a="http://schemas.openxmlformats.org/drawingml/2006/main" xmlns:pic="http://schemas.openxmlformats.org/drawingml/2006/picture">
+            <wp:extent cx="5394960" cy="7073392"/>
+            <wp:docPr id="1" name="Picture 1"/>
+            <wp:cNvGraphicFramePr>
+              <a:graphicFrameLocks noChangeAspect="1"/>
+            </wp:cNvGraphicFramePr>
+            <a:graphic>
+              <a:graphicData uri="http://schemas.openxmlformats.org/drawingml/2006/picture">
+                <pic:pic>
+                  <pic:nvPicPr>
+                    <pic:cNvPr id="0" name="flow.png"/>
+                    <pic:cNvPicPr/>
+                  </pic:nvPicPr>
+                  <pic:blipFill>
+                    <a:blip r:embed="rId10"/>
+                    <a:stretch>
+                      <a:fillRect/>
+                    </a:stretch>
+                  </pic:blipFill>
+                  <pic:spPr>
+                    <a:xfrm>
+                      <a:off x="0" y="0"/>
+                      <a:ext cx="5394960" cy="7073392"/>
+                    </a:xfrm>
+                    <a:prstGeom prst="rect"/>
+                  </pic:spPr>
+                </pic:pic>
+              </a:graphicData>
+            </a:graphic>
+          </wp:inline>
+        </w:drawing>
+      </w:r>
+    </w:p>
+    <w:p>
+      <w:pPr>
+        <w:spacing w:line="240" w:lineRule="auto"/>
+        <w:jc w:val="center"/>
+      </w:pPr>
+      <w:r>
+        <w:rPr>
+          <w:rFonts w:ascii="Times New Roman" w:hAnsi="Times New Roman"/>
+          <w:i/>
+          <w:sz w:val="22"/>
+        </w:rPr>
+        <w:t>Fig. 1 — Flow of work in RubriQ</w:t>
       </w:r>
     </w:p>
     <w:p/>
+    <w:p>
+      <w:pPr>
+        <w:spacing w:line="360" w:lineRule="auto"/>
+        <w:jc w:val="both"/>
+      </w:pPr>
+      <w:r>
+        <w:rPr>
+          <w:rFonts w:ascii="Times New Roman" w:hAnsi="Times New Roman"/>
+          <w:sz w:val="24"/>
+        </w:rPr>
+        <w:t>The working of the system is shown in the diagram above. The steps are explained below.</w:t>
+      </w:r>
+    </w:p>
+    <w:p>
+      <w:pPr>
+        <w:spacing w:line="360" w:lineRule="auto"/>
+        <w:jc w:val="both"/>
+      </w:pPr>
+      <w:r>
+        <w:rPr>
+          <w:rFonts w:ascii="Times New Roman" w:hAnsi="Times New Roman"/>
+          <w:b/>
+          <w:sz w:val="24"/>
+        </w:rPr>
+        <w:t xml:space="preserve">Creating and publishing the rubric. </w:t>
+      </w:r>
+      <w:r>
+        <w:rPr>
+          <w:rFonts w:ascii="Times New Roman" w:hAnsi="Times New Roman"/>
+          <w:sz w:val="24"/>
+        </w:rPr>
+        <w:t>The faculty member lists the points the work will be judged on, and gives each one a weight and a maximum score. The system does not allow publishing unless the weights add up to 100. Once published, the rubric is locked. If it has to be changed, the system makes a new version and leaves the old one untouched, so work already marked stays valid.</w:t>
+      </w:r>
+    </w:p>
+    <w:p>
+      <w:pPr>
+        <w:spacing w:line="360" w:lineRule="auto"/>
+        <w:jc w:val="both"/>
+      </w:pPr>
+      <w:r>
+        <w:rPr>
+          <w:rFonts w:ascii="Times New Roman" w:hAnsi="Times New Roman"/>
+          <w:b/>
+          <w:sz w:val="24"/>
+        </w:rPr>
+        <w:t xml:space="preserve">The student reads the rubric and submits. </w:t>
+      </w:r>
+      <w:r>
+        <w:rPr>
+          <w:rFonts w:ascii="Times New Roman" w:hAnsi="Times New Roman"/>
+          <w:sz w:val="24"/>
+        </w:rPr>
+        <w:t>The rubric appears on the student's submission page above the upload box. If the deadline has passed, the page states exactly what will happen — for example, that a 20% penalty will apply, or that the submission will be recorded as absent — before the student confirms.</w:t>
+      </w:r>
+    </w:p>
+    <w:p>
+      <w:pPr>
+        <w:spacing w:line="360" w:lineRule="auto"/>
+        <w:jc w:val="both"/>
+      </w:pPr>
+      <w:r>
+        <w:rPr>
+          <w:rFonts w:ascii="Times New Roman" w:hAnsi="Times New Roman"/>
+          <w:b/>
+          <w:sz w:val="24"/>
+        </w:rPr>
+        <w:t xml:space="preserve">Reading the file. </w:t>
+      </w:r>
+      <w:r>
+        <w:rPr>
+          <w:rFonts w:ascii="Times New Roman" w:hAnsi="Times New Roman"/>
+          <w:sz w:val="24"/>
+        </w:rPr>
+        <w:t>As soon as the file is uploaded, the system extracts its text and stores it. No later step opens the file again. If a file is a scanned image with no text inside it, the system says so instead of guessing.</w:t>
+      </w:r>
+    </w:p>
+    <w:p>
+      <w:pPr>
+        <w:spacing w:line="360" w:lineRule="auto"/>
+        <w:jc w:val="both"/>
+      </w:pPr>
+      <w:r>
+        <w:rPr>
+          <w:rFonts w:ascii="Times New Roman" w:hAnsi="Times New Roman"/>
+          <w:b/>
+          <w:sz w:val="24"/>
+        </w:rPr>
+        <w:t xml:space="preserve">Checking the work against the rubric. </w:t>
+      </w:r>
+      <w:r>
+        <w:rPr>
+          <w:rFonts w:ascii="Times New Roman" w:hAnsi="Times New Roman"/>
+          <w:sz w:val="24"/>
+        </w:rPr>
+        <w:t>For each rubric point, the AI model is given the rubric point and the extracted text, and returns a verdict (followed, partly followed, not followed, or no evidence), a score, and a line copied from the document that supports its answer. The student's name and PRN are removed before the text is sent.</w:t>
+      </w:r>
+    </w:p>
+    <w:p>
+      <w:pPr>
+        <w:spacing w:line="360" w:lineRule="auto"/>
+        <w:jc w:val="both"/>
+      </w:pPr>
+      <w:r>
+        <w:rPr>
+          <w:rFonts w:ascii="Times New Roman" w:hAnsi="Times New Roman"/>
+          <w:b/>
+          <w:sz w:val="24"/>
+        </w:rPr>
+        <w:t xml:space="preserve">Checking the evidence. </w:t>
+      </w:r>
+      <w:r>
+        <w:rPr>
+          <w:rFonts w:ascii="Times New Roman" w:hAnsi="Times New Roman"/>
+          <w:sz w:val="24"/>
+        </w:rPr>
+        <w:t>The system then searches for that quoted line inside the student's own text. If the line is not really there, the answer is rejected: the point is marked as having no evidence, the score is set to zero, and the faculty member is told to look at it. This step is what stops the AI from inventing things.</w:t>
+      </w:r>
+    </w:p>
+    <w:p>
+      <w:pPr>
+        <w:spacing w:line="360" w:lineRule="auto"/>
+        <w:jc w:val="both"/>
+      </w:pPr>
+      <w:r>
+        <w:rPr>
+          <w:rFonts w:ascii="Times New Roman" w:hAnsi="Times New Roman"/>
+          <w:b/>
+          <w:sz w:val="24"/>
+        </w:rPr>
+        <w:t xml:space="preserve">Calculating the marks. </w:t>
+      </w:r>
+      <w:r>
+        <w:rPr>
+          <w:rFonts w:ascii="Times New Roman" w:hAnsi="Times New Roman"/>
+          <w:sz w:val="24"/>
+        </w:rPr>
+        <w:t>Adding up the scores, applying the weights, and subtracting the late penalty are all done by ordinary Python code, not by the AI. The same input always gives the same result.</w:t>
+      </w:r>
+    </w:p>
+    <w:p>
+      <w:pPr>
+        <w:spacing w:line="360" w:lineRule="auto"/>
+        <w:jc w:val="both"/>
+      </w:pPr>
+      <w:r>
+        <w:rPr>
+          <w:rFonts w:ascii="Times New Roman" w:hAnsi="Times New Roman"/>
+          <w:b/>
+          <w:sz w:val="24"/>
+        </w:rPr>
+        <w:t xml:space="preserve">Faculty review and approval. </w:t>
+      </w:r>
+      <w:r>
+        <w:rPr>
+          <w:rFonts w:ascii="Times New Roman" w:hAnsi="Times New Roman"/>
+          <w:sz w:val="24"/>
+        </w:rPr>
+        <w:t>The faculty member sees all students in one table, with the ones needing attention at the top. Clicking a row opens the details, including the quoted evidence. Any score can be changed, but a reason must be typed, and the change is saved permanently. Nothing is final until the Approve button is pressed.</w:t>
+      </w:r>
+    </w:p>
+    <w:p>
+      <w:pPr>
+        <w:spacing w:line="360" w:lineRule="auto"/>
+        <w:jc w:val="both"/>
+      </w:pPr>
+      <w:r>
+        <w:rPr>
+          <w:rFonts w:ascii="Times New Roman" w:hAnsi="Times New Roman"/>
+          <w:b/>
+          <w:sz w:val="24"/>
+        </w:rPr>
+        <w:t xml:space="preserve">Output. </w:t>
+      </w:r>
+      <w:r>
+        <w:rPr>
+          <w:rFonts w:ascii="Times New Roman" w:hAnsi="Times New Roman"/>
+          <w:sz w:val="24"/>
+        </w:rPr>
+        <w:t>After approval, the marks can be downloaded as an Excel file for the department, and the student can see which rubric points they followed and which they did not.</w:t>
+      </w:r>
+    </w:p>
+    <w:p>
+      <w:pPr>
+        <w:keepNext/>
+        <w:pageBreakBefore w:val="0"/>
+        <w:spacing w:before="200" w:after="120" w:line="360" w:lineRule="auto"/>
+        <w:jc w:val="left"/>
+      </w:pPr>
+      <w:r>
+        <w:rPr>
+          <w:rFonts w:ascii="Times New Roman" w:hAnsi="Times New Roman"/>
+          <w:b/>
+          <w:sz w:val="28"/>
+        </w:rPr>
+        <w:t>b) Functional Requirements</w:t>
+      </w:r>
+    </w:p>
+    <w:p>
+      <w:pPr>
+        <w:spacing w:line="360" w:lineRule="auto"/>
+        <w:jc w:val="both"/>
+      </w:pPr>
+      <w:r>
+        <w:rPr>
+          <w:rFonts w:ascii="Times New Roman" w:hAnsi="Times New Roman"/>
+          <w:sz w:val="24"/>
+        </w:rPr>
+        <w:t>These are the things the system must be able to do. Each one is numbered so that it can be referred to during testing.</w:t>
+      </w:r>
+    </w:p>
     <w:tbl>
       <w:tblPr>
         <w:tblStyle w:val="TableGrid"/>
         <w:tblW w:type="auto" w:w="0"/>
-        <w:jc w:val="center"/>
         <w:tblLook w:firstColumn="1" w:firstRow="1" w:lastColumn="0" w:lastRow="0" w:noHBand="0" w:noVBand="1" w:val="04A0"/>
       </w:tblPr>
       <w:tblGrid>
@@ -45,21 +1516,37 @@
       <w:tr>
         <w:tc>
           <w:tcPr>
-            <w:tcW w:type="dxa" w:w="2880"/>
+            <w:tcW w:type="dxa" w:w="1008"/>
           </w:tcPr>
           <w:p>
+            <w:pPr>
+              <w:spacing w:line="240" w:lineRule="auto" w:after="40"/>
+            </w:pPr>
             <w:r>
-              <w:t>Project title</w:t>
+              <w:rPr>
+                <w:rFonts w:ascii="Times New Roman" w:hAnsi="Times New Roman"/>
+                <w:b/>
+                <w:sz w:val="22"/>
+              </w:rPr>
+              <w:t>No.</w:t>
             </w:r>
           </w:p>
         </w:tc>
         <w:tc>
           <w:tcPr>
-            <w:tcW w:type="dxa" w:w="5760"/>
+            <w:tcW w:type="dxa" w:w="7632"/>
           </w:tcPr>
           <w:p>
+            <w:pPr>
+              <w:spacing w:line="240" w:lineRule="auto" w:after="40"/>
+            </w:pPr>
             <w:r>
-              <w:t>RubriQ — Rubric-Driven, AI-Assisted Project Review</w:t>
+              <w:rPr>
+                <w:rFonts w:ascii="Times New Roman" w:hAnsi="Times New Roman"/>
+                <w:b/>
+                <w:sz w:val="22"/>
+              </w:rPr>
+              <w:t>Requirement</w:t>
             </w:r>
           </w:p>
         </w:tc>
@@ -67,21 +1554,37 @@
       <w:tr>
         <w:tc>
           <w:tcPr>
-            <w:tcW w:type="dxa" w:w="2880"/>
+            <w:tcW w:type="dxa" w:w="1008"/>
           </w:tcPr>
           <w:p>
+            <w:pPr>
+              <w:spacing w:line="240" w:lineRule="auto" w:after="40"/>
+            </w:pPr>
             <w:r>
-              <w:t>Student</w:t>
+              <w:rPr>
+                <w:rFonts w:ascii="Times New Roman" w:hAnsi="Times New Roman"/>
+                <w:b w:val="0"/>
+                <w:sz w:val="22"/>
+              </w:rPr>
+              <w:t>FR-1</w:t>
             </w:r>
           </w:p>
         </w:tc>
         <w:tc>
           <w:tcPr>
-            <w:tcW w:type="dxa" w:w="5760"/>
+            <w:tcW w:type="dxa" w:w="7632"/>
           </w:tcPr>
           <w:p>
+            <w:pPr>
+              <w:spacing w:line="240" w:lineRule="auto" w:after="40"/>
+            </w:pPr>
             <w:r>
-              <w:t>Manthan Sankpal</w:t>
+              <w:rPr>
+                <w:rFonts w:ascii="Times New Roman" w:hAnsi="Times New Roman"/>
+                <w:b w:val="0"/>
+                <w:sz w:val="22"/>
+              </w:rPr>
+              <w:t>The system shall allow login only through a college Google account.</w:t>
             </w:r>
           </w:p>
         </w:tc>
@@ -89,21 +1592,37 @@
       <w:tr>
         <w:tc>
           <w:tcPr>
-            <w:tcW w:type="dxa" w:w="2880"/>
+            <w:tcW w:type="dxa" w:w="1008"/>
           </w:tcPr>
           <w:p>
+            <w:pPr>
+              <w:spacing w:line="240" w:lineRule="auto" w:after="40"/>
+            </w:pPr>
             <w:r>
-              <w:t>PRN</w:t>
+              <w:rPr>
+                <w:rFonts w:ascii="Times New Roman" w:hAnsi="Times New Roman"/>
+                <w:b w:val="0"/>
+                <w:sz w:val="22"/>
+              </w:rPr>
+              <w:t>FR-2</w:t>
             </w:r>
           </w:p>
         </w:tc>
         <w:tc>
           <w:tcPr>
-            <w:tcW w:type="dxa" w:w="5760"/>
+            <w:tcW w:type="dxa" w:w="7632"/>
           </w:tcPr>
           <w:p>
+            <w:pPr>
+              <w:spacing w:line="240" w:lineRule="auto" w:after="40"/>
+            </w:pPr>
             <w:r>
-              <w:t>125M1H064</w:t>
+              <w:rPr>
+                <w:rFonts w:ascii="Times New Roman" w:hAnsi="Times New Roman"/>
+                <w:b w:val="0"/>
+                <w:sz w:val="22"/>
+              </w:rPr>
+              <w:t>The system shall reject any email address that is not from the @pccoepune.org domain.</w:t>
             </w:r>
           </w:p>
         </w:tc>
@@ -111,21 +1630,37 @@
       <w:tr>
         <w:tc>
           <w:tcPr>
-            <w:tcW w:type="dxa" w:w="2880"/>
+            <w:tcW w:type="dxa" w:w="1008"/>
           </w:tcPr>
           <w:p>
+            <w:pPr>
+              <w:spacing w:line="240" w:lineRule="auto" w:after="40"/>
+            </w:pPr>
             <w:r>
-              <w:t>Programme</w:t>
+              <w:rPr>
+                <w:rFonts w:ascii="Times New Roman" w:hAnsi="Times New Roman"/>
+                <w:b w:val="0"/>
+                <w:sz w:val="22"/>
+              </w:rPr>
+              <w:t>FR-3</w:t>
             </w:r>
           </w:p>
         </w:tc>
         <w:tc>
           <w:tcPr>
-            <w:tcW w:type="dxa" w:w="5760"/>
+            <w:tcW w:type="dxa" w:w="7632"/>
           </w:tcPr>
           <w:p>
+            <w:pPr>
+              <w:spacing w:line="240" w:lineRule="auto" w:after="40"/>
+            </w:pPr>
             <w:r>
-              <w:t>Master of Computer Applications (MCA)</w:t>
+              <w:rPr>
+                <w:rFonts w:ascii="Times New Roman" w:hAnsi="Times New Roman"/>
+                <w:b w:val="0"/>
+                <w:sz w:val="22"/>
+              </w:rPr>
+              <w:t>The system shall decide the user's role from a stored list, and shall not allow a user to select it.</w:t>
             </w:r>
           </w:p>
         </w:tc>
@@ -133,21 +1668,37 @@
       <w:tr>
         <w:tc>
           <w:tcPr>
-            <w:tcW w:type="dxa" w:w="2880"/>
+            <w:tcW w:type="dxa" w:w="1008"/>
           </w:tcPr>
           <w:p>
+            <w:pPr>
+              <w:spacing w:line="240" w:lineRule="auto" w:after="40"/>
+            </w:pPr>
             <w:r>
-              <w:t>Semester</w:t>
+              <w:rPr>
+                <w:rFonts w:ascii="Times New Roman" w:hAnsi="Times New Roman"/>
+                <w:b w:val="0"/>
+                <w:sz w:val="22"/>
+              </w:rPr>
+              <w:t>FR-4</w:t>
             </w:r>
           </w:p>
         </w:tc>
         <w:tc>
           <w:tcPr>
-            <w:tcW w:type="dxa" w:w="5760"/>
+            <w:tcW w:type="dxa" w:w="7632"/>
           </w:tcPr>
           <w:p>
+            <w:pPr>
+              <w:spacing w:line="240" w:lineRule="auto" w:after="40"/>
+            </w:pPr>
             <w:r>
-              <w:t>III</w:t>
+              <w:rPr>
+                <w:rFonts w:ascii="Times New Roman" w:hAnsi="Times New Roman"/>
+                <w:b w:val="0"/>
+                <w:sz w:val="22"/>
+              </w:rPr>
+              <w:t>The system shall allow a faculty member to create subjects, add students, and create review milestones.</w:t>
             </w:r>
           </w:p>
         </w:tc>
@@ -155,21 +1706,37 @@
       <w:tr>
         <w:tc>
           <w:tcPr>
-            <w:tcW w:type="dxa" w:w="2880"/>
+            <w:tcW w:type="dxa" w:w="1008"/>
           </w:tcPr>
           <w:p>
+            <w:pPr>
+              <w:spacing w:line="240" w:lineRule="auto" w:after="40"/>
+            </w:pPr>
             <w:r>
-              <w:t>Course</w:t>
+              <w:rPr>
+                <w:rFonts w:ascii="Times New Roman" w:hAnsi="Times New Roman"/>
+                <w:b w:val="0"/>
+                <w:sz w:val="22"/>
+              </w:rPr>
+              <w:t>FR-5</w:t>
             </w:r>
           </w:p>
         </w:tc>
         <w:tc>
           <w:tcPr>
-            <w:tcW w:type="dxa" w:w="5760"/>
+            <w:tcW w:type="dxa" w:w="7632"/>
           </w:tcPr>
           <w:p>
+            <w:pPr>
+              <w:spacing w:line="240" w:lineRule="auto" w:after="40"/>
+            </w:pPr>
             <w:r>
-              <w:t>Mini Project — MCA33EL03</w:t>
+              <w:rPr>
+                <w:rFonts w:ascii="Times New Roman" w:hAnsi="Times New Roman"/>
+                <w:b w:val="0"/>
+                <w:sz w:val="22"/>
+              </w:rPr>
+              <w:t>The system shall allow students to be added in bulk from a CSV file, showing a preview of what will happen before saving anything.</w:t>
             </w:r>
           </w:p>
         </w:tc>
@@ -177,21 +1744,37 @@
       <w:tr>
         <w:tc>
           <w:tcPr>
-            <w:tcW w:type="dxa" w:w="2880"/>
+            <w:tcW w:type="dxa" w:w="1008"/>
           </w:tcPr>
           <w:p>
+            <w:pPr>
+              <w:spacing w:line="240" w:lineRule="auto" w:after="40"/>
+            </w:pPr>
             <w:r>
-              <w:t>Guide</w:t>
+              <w:rPr>
+                <w:rFonts w:ascii="Times New Roman" w:hAnsi="Times New Roman"/>
+                <w:b w:val="0"/>
+                <w:sz w:val="22"/>
+              </w:rPr>
+              <w:t>FR-6</w:t>
             </w:r>
           </w:p>
         </w:tc>
         <w:tc>
           <w:tcPr>
-            <w:tcW w:type="dxa" w:w="5760"/>
+            <w:tcW w:type="dxa" w:w="7632"/>
           </w:tcPr>
           <w:p>
+            <w:pPr>
+              <w:spacing w:line="240" w:lineRule="auto" w:after="40"/>
+            </w:pPr>
             <w:r>
-              <w:t>Prof. Dr. Anjana Arakerimath (HOD)</w:t>
+              <w:rPr>
+                <w:rFonts w:ascii="Times New Roman" w:hAnsi="Times New Roman"/>
+                <w:b w:val="0"/>
+                <w:sz w:val="22"/>
+              </w:rPr>
+              <w:t>The system shall allow a faculty member to create a rubric with criteria, weights and maximum scores.</w:t>
             </w:r>
           </w:p>
         </w:tc>
@@ -199,21 +1782,37 @@
       <w:tr>
         <w:tc>
           <w:tcPr>
-            <w:tcW w:type="dxa" w:w="2880"/>
+            <w:tcW w:type="dxa" w:w="1008"/>
           </w:tcPr>
           <w:p>
+            <w:pPr>
+              <w:spacing w:line="240" w:lineRule="auto" w:after="40"/>
+            </w:pPr>
             <w:r>
-              <w:t>Institute</w:t>
+              <w:rPr>
+                <w:rFonts w:ascii="Times New Roman" w:hAnsi="Times New Roman"/>
+                <w:b w:val="0"/>
+                <w:sz w:val="22"/>
+              </w:rPr>
+              <w:t>FR-7</w:t>
             </w:r>
           </w:p>
         </w:tc>
         <w:tc>
           <w:tcPr>
-            <w:tcW w:type="dxa" w:w="5760"/>
+            <w:tcW w:type="dxa" w:w="7632"/>
           </w:tcPr>
           <w:p>
+            <w:pPr>
+              <w:spacing w:line="240" w:lineRule="auto" w:after="40"/>
+            </w:pPr>
             <w:r>
-              <w:t>Pimpri Chinchwad College of Engineering, Pune</w:t>
+              <w:rPr>
+                <w:rFonts w:ascii="Times New Roman" w:hAnsi="Times New Roman"/>
+                <w:b w:val="0"/>
+                <w:sz w:val="22"/>
+              </w:rPr>
+              <w:t>The system shall refuse to publish a rubric whose weights do not add up to 100.</w:t>
             </w:r>
           </w:p>
         </w:tc>
@@ -221,21 +1820,37 @@
       <w:tr>
         <w:tc>
           <w:tcPr>
-            <w:tcW w:type="dxa" w:w="2880"/>
+            <w:tcW w:type="dxa" w:w="1008"/>
           </w:tcPr>
           <w:p>
+            <w:pPr>
+              <w:spacing w:line="240" w:lineRule="auto" w:after="40"/>
+            </w:pPr>
             <w:r>
-              <w:t>Evaluation</w:t>
+              <w:rPr>
+                <w:rFonts w:ascii="Times New Roman" w:hAnsi="Times New Roman"/>
+                <w:b w:val="0"/>
+                <w:sz w:val="22"/>
+              </w:rPr>
+              <w:t>FR-8</w:t>
             </w:r>
           </w:p>
         </w:tc>
         <w:tc>
           <w:tcPr>
-            <w:tcW w:type="dxa" w:w="5760"/>
+            <w:tcW w:type="dxa" w:w="7632"/>
           </w:tcPr>
           <w:p>
+            <w:pPr>
+              <w:spacing w:line="240" w:lineRule="auto" w:after="40"/>
+            </w:pPr>
             <w:r>
-              <w:t>Minimum two reviews, 50 marks total</w:t>
+              <w:rPr>
+                <w:rFonts w:ascii="Times New Roman" w:hAnsi="Times New Roman"/>
+                <w:b w:val="0"/>
+                <w:sz w:val="22"/>
+              </w:rPr>
+              <w:t>The system shall not allow a published rubric to be edited; editing shall create a new version instead.</w:t>
             </w:r>
           </w:p>
         </w:tc>
@@ -243,21 +1858,569 @@
       <w:tr>
         <w:tc>
           <w:tcPr>
-            <w:tcW w:type="dxa" w:w="2880"/>
+            <w:tcW w:type="dxa" w:w="1008"/>
           </w:tcPr>
           <w:p>
+            <w:pPr>
+              <w:spacing w:line="240" w:lineRule="auto" w:after="40"/>
+            </w:pPr>
             <w:r>
-              <w:t>Academic year</w:t>
+              <w:rPr>
+                <w:rFonts w:ascii="Times New Roman" w:hAnsi="Times New Roman"/>
+                <w:b w:val="0"/>
+                <w:sz w:val="22"/>
+              </w:rPr>
+              <w:t>FR-9</w:t>
             </w:r>
           </w:p>
         </w:tc>
         <w:tc>
           <w:tcPr>
-            <w:tcW w:type="dxa" w:w="5760"/>
+            <w:tcW w:type="dxa" w:w="7632"/>
           </w:tcPr>
           <w:p>
+            <w:pPr>
+              <w:spacing w:line="240" w:lineRule="auto" w:after="40"/>
+            </w:pPr>
             <w:r>
-              <w:t>2026–27</w:t>
+              <w:rPr>
+                <w:rFonts w:ascii="Times New Roman" w:hAnsi="Times New Roman"/>
+                <w:b w:val="0"/>
+                <w:sz w:val="22"/>
+              </w:rPr>
+              <w:t>The system shall display the published rubric to the student before the upload option.</w:t>
+            </w:r>
+          </w:p>
+        </w:tc>
+      </w:tr>
+      <w:tr>
+        <w:tc>
+          <w:tcPr>
+            <w:tcW w:type="dxa" w:w="1008"/>
+          </w:tcPr>
+          <w:p>
+            <w:pPr>
+              <w:spacing w:line="240" w:lineRule="auto" w:after="40"/>
+            </w:pPr>
+            <w:r>
+              <w:rPr>
+                <w:rFonts w:ascii="Times New Roman" w:hAnsi="Times New Roman"/>
+                <w:b w:val="0"/>
+                <w:sz w:val="22"/>
+              </w:rPr>
+              <w:t>FR-10</w:t>
+            </w:r>
+          </w:p>
+        </w:tc>
+        <w:tc>
+          <w:tcPr>
+            <w:tcW w:type="dxa" w:w="7632"/>
+          </w:tcPr>
+          <w:p>
+            <w:pPr>
+              <w:spacing w:line="240" w:lineRule="auto" w:after="40"/>
+            </w:pPr>
+            <w:r>
+              <w:rPr>
+                <w:rFonts w:ascii="Times New Roman" w:hAnsi="Times New Roman"/>
+                <w:b w:val="0"/>
+                <w:sz w:val="22"/>
+              </w:rPr>
+              <w:t>The system shall accept PDF, DOCX and TXT files, and shall keep every uploaded version.</w:t>
+            </w:r>
+          </w:p>
+        </w:tc>
+      </w:tr>
+      <w:tr>
+        <w:tc>
+          <w:tcPr>
+            <w:tcW w:type="dxa" w:w="1008"/>
+          </w:tcPr>
+          <w:p>
+            <w:pPr>
+              <w:spacing w:line="240" w:lineRule="auto" w:after="40"/>
+            </w:pPr>
+            <w:r>
+              <w:rPr>
+                <w:rFonts w:ascii="Times New Roman" w:hAnsi="Times New Roman"/>
+                <w:b w:val="0"/>
+                <w:sz w:val="22"/>
+              </w:rPr>
+              <w:t>FR-11</w:t>
+            </w:r>
+          </w:p>
+        </w:tc>
+        <w:tc>
+          <w:tcPr>
+            <w:tcW w:type="dxa" w:w="7632"/>
+          </w:tcPr>
+          <w:p>
+            <w:pPr>
+              <w:spacing w:line="240" w:lineRule="auto" w:after="40"/>
+            </w:pPr>
+            <w:r>
+              <w:rPr>
+                <w:rFonts w:ascii="Times New Roman" w:hAnsi="Times New Roman"/>
+                <w:b w:val="0"/>
+                <w:sz w:val="22"/>
+              </w:rPr>
+              <w:t>The system shall extract and store the text of a submission at the time of upload.</w:t>
+            </w:r>
+          </w:p>
+        </w:tc>
+      </w:tr>
+      <w:tr>
+        <w:tc>
+          <w:tcPr>
+            <w:tcW w:type="dxa" w:w="1008"/>
+          </w:tcPr>
+          <w:p>
+            <w:pPr>
+              <w:spacing w:line="240" w:lineRule="auto" w:after="40"/>
+            </w:pPr>
+            <w:r>
+              <w:rPr>
+                <w:rFonts w:ascii="Times New Roman" w:hAnsi="Times New Roman"/>
+                <w:b w:val="0"/>
+                <w:sz w:val="22"/>
+              </w:rPr>
+              <w:t>FR-12</w:t>
+            </w:r>
+          </w:p>
+        </w:tc>
+        <w:tc>
+          <w:tcPr>
+            <w:tcW w:type="dxa" w:w="7632"/>
+          </w:tcPr>
+          <w:p>
+            <w:pPr>
+              <w:spacing w:line="240" w:lineRule="auto" w:after="40"/>
+            </w:pPr>
+            <w:r>
+              <w:rPr>
+                <w:rFonts w:ascii="Times New Roman" w:hAnsi="Times New Roman"/>
+                <w:b w:val="0"/>
+                <w:sz w:val="22"/>
+              </w:rPr>
+              <w:t>The system shall accept a GitHub repository link only if it belongs to the account recorded by the faculty member for that student.</w:t>
+            </w:r>
+          </w:p>
+        </w:tc>
+      </w:tr>
+      <w:tr>
+        <w:tc>
+          <w:tcPr>
+            <w:tcW w:type="dxa" w:w="1008"/>
+          </w:tcPr>
+          <w:p>
+            <w:pPr>
+              <w:spacing w:line="240" w:lineRule="auto" w:after="40"/>
+            </w:pPr>
+            <w:r>
+              <w:rPr>
+                <w:rFonts w:ascii="Times New Roman" w:hAnsi="Times New Roman"/>
+                <w:b w:val="0"/>
+                <w:sz w:val="22"/>
+              </w:rPr>
+              <w:t>FR-13</w:t>
+            </w:r>
+          </w:p>
+        </w:tc>
+        <w:tc>
+          <w:tcPr>
+            <w:tcW w:type="dxa" w:w="7632"/>
+          </w:tcPr>
+          <w:p>
+            <w:pPr>
+              <w:spacing w:line="240" w:lineRule="auto" w:after="40"/>
+            </w:pPr>
+            <w:r>
+              <w:rPr>
+                <w:rFonts w:ascii="Times New Roman" w:hAnsi="Times New Roman"/>
+                <w:b w:val="0"/>
+                <w:sz w:val="22"/>
+              </w:rPr>
+              <w:t>The system shall allow a project group only after a faculty member grants it, and shall treat one submission as the work of all its members.</w:t>
+            </w:r>
+          </w:p>
+        </w:tc>
+      </w:tr>
+      <w:tr>
+        <w:tc>
+          <w:tcPr>
+            <w:tcW w:type="dxa" w:w="1008"/>
+          </w:tcPr>
+          <w:p>
+            <w:pPr>
+              <w:spacing w:line="240" w:lineRule="auto" w:after="40"/>
+            </w:pPr>
+            <w:r>
+              <w:rPr>
+                <w:rFonts w:ascii="Times New Roman" w:hAnsi="Times New Roman"/>
+                <w:b w:val="0"/>
+                <w:sz w:val="22"/>
+              </w:rPr>
+              <w:t>FR-14</w:t>
+            </w:r>
+          </w:p>
+        </w:tc>
+        <w:tc>
+          <w:tcPr>
+            <w:tcW w:type="dxa" w:w="7632"/>
+          </w:tcPr>
+          <w:p>
+            <w:pPr>
+              <w:spacing w:line="240" w:lineRule="auto" w:after="40"/>
+            </w:pPr>
+            <w:r>
+              <w:rPr>
+                <w:rFonts w:ascii="Times New Roman" w:hAnsi="Times New Roman"/>
+                <w:b w:val="0"/>
+                <w:sz w:val="22"/>
+              </w:rPr>
+              <w:t>The system shall produce a suggested score and a verdict for every rubric point.</w:t>
+            </w:r>
+          </w:p>
+        </w:tc>
+      </w:tr>
+      <w:tr>
+        <w:tc>
+          <w:tcPr>
+            <w:tcW w:type="dxa" w:w="1008"/>
+          </w:tcPr>
+          <w:p>
+            <w:pPr>
+              <w:spacing w:line="240" w:lineRule="auto" w:after="40"/>
+            </w:pPr>
+            <w:r>
+              <w:rPr>
+                <w:rFonts w:ascii="Times New Roman" w:hAnsi="Times New Roman"/>
+                <w:b w:val="0"/>
+                <w:sz w:val="22"/>
+              </w:rPr>
+              <w:t>FR-15</w:t>
+            </w:r>
+          </w:p>
+        </w:tc>
+        <w:tc>
+          <w:tcPr>
+            <w:tcW w:type="dxa" w:w="7632"/>
+          </w:tcPr>
+          <w:p>
+            <w:pPr>
+              <w:spacing w:line="240" w:lineRule="auto" w:after="40"/>
+            </w:pPr>
+            <w:r>
+              <w:rPr>
+                <w:rFonts w:ascii="Times New Roman" w:hAnsi="Times New Roman"/>
+                <w:b w:val="0"/>
+                <w:sz w:val="22"/>
+              </w:rPr>
+              <w:t>The system shall reject any quoted evidence that cannot be found in the student's text, and shall mark that point as having no evidence.</w:t>
+            </w:r>
+          </w:p>
+        </w:tc>
+      </w:tr>
+      <w:tr>
+        <w:tc>
+          <w:tcPr>
+            <w:tcW w:type="dxa" w:w="1008"/>
+          </w:tcPr>
+          <w:p>
+            <w:pPr>
+              <w:spacing w:line="240" w:lineRule="auto" w:after="40"/>
+            </w:pPr>
+            <w:r>
+              <w:rPr>
+                <w:rFonts w:ascii="Times New Roman" w:hAnsi="Times New Roman"/>
+                <w:b w:val="0"/>
+                <w:sz w:val="22"/>
+              </w:rPr>
+              <w:t>FR-16</w:t>
+            </w:r>
+          </w:p>
+        </w:tc>
+        <w:tc>
+          <w:tcPr>
+            <w:tcW w:type="dxa" w:w="7632"/>
+          </w:tcPr>
+          <w:p>
+            <w:pPr>
+              <w:spacing w:line="240" w:lineRule="auto" w:after="40"/>
+            </w:pPr>
+            <w:r>
+              <w:rPr>
+                <w:rFonts w:ascii="Times New Roman" w:hAnsi="Times New Roman"/>
+                <w:b w:val="0"/>
+                <w:sz w:val="22"/>
+              </w:rPr>
+              <w:t>The system shall calculate the late penalty and absence status from the rule table.</w:t>
+            </w:r>
+          </w:p>
+        </w:tc>
+      </w:tr>
+      <w:tr>
+        <w:tc>
+          <w:tcPr>
+            <w:tcW w:type="dxa" w:w="1008"/>
+          </w:tcPr>
+          <w:p>
+            <w:pPr>
+              <w:spacing w:line="240" w:lineRule="auto" w:after="40"/>
+            </w:pPr>
+            <w:r>
+              <w:rPr>
+                <w:rFonts w:ascii="Times New Roman" w:hAnsi="Times New Roman"/>
+                <w:b w:val="0"/>
+                <w:sz w:val="22"/>
+              </w:rPr>
+              <w:t>FR-17</w:t>
+            </w:r>
+          </w:p>
+        </w:tc>
+        <w:tc>
+          <w:tcPr>
+            <w:tcW w:type="dxa" w:w="7632"/>
+          </w:tcPr>
+          <w:p>
+            <w:pPr>
+              <w:spacing w:line="240" w:lineRule="auto" w:after="40"/>
+            </w:pPr>
+            <w:r>
+              <w:rPr>
+                <w:rFonts w:ascii="Times New Roman" w:hAnsi="Times New Roman"/>
+                <w:b w:val="0"/>
+                <w:sz w:val="22"/>
+              </w:rPr>
+              <w:t>The system shall show all students of a review in one table, with the ones needing attention first.</w:t>
+            </w:r>
+          </w:p>
+        </w:tc>
+      </w:tr>
+      <w:tr>
+        <w:tc>
+          <w:tcPr>
+            <w:tcW w:type="dxa" w:w="1008"/>
+          </w:tcPr>
+          <w:p>
+            <w:pPr>
+              <w:spacing w:line="240" w:lineRule="auto" w:after="40"/>
+            </w:pPr>
+            <w:r>
+              <w:rPr>
+                <w:rFonts w:ascii="Times New Roman" w:hAnsi="Times New Roman"/>
+                <w:b w:val="0"/>
+                <w:sz w:val="22"/>
+              </w:rPr>
+              <w:t>FR-18</w:t>
+            </w:r>
+          </w:p>
+        </w:tc>
+        <w:tc>
+          <w:tcPr>
+            <w:tcW w:type="dxa" w:w="7632"/>
+          </w:tcPr>
+          <w:p>
+            <w:pPr>
+              <w:spacing w:line="240" w:lineRule="auto" w:after="40"/>
+            </w:pPr>
+            <w:r>
+              <w:rPr>
+                <w:rFonts w:ascii="Times New Roman" w:hAnsi="Times New Roman"/>
+                <w:b w:val="0"/>
+                <w:sz w:val="22"/>
+              </w:rPr>
+              <w:t>The system shall require a reason before any score is changed, and shall keep a record of the change.</w:t>
+            </w:r>
+          </w:p>
+        </w:tc>
+      </w:tr>
+      <w:tr>
+        <w:tc>
+          <w:tcPr>
+            <w:tcW w:type="dxa" w:w="1008"/>
+          </w:tcPr>
+          <w:p>
+            <w:pPr>
+              <w:spacing w:line="240" w:lineRule="auto" w:after="40"/>
+            </w:pPr>
+            <w:r>
+              <w:rPr>
+                <w:rFonts w:ascii="Times New Roman" w:hAnsi="Times New Roman"/>
+                <w:b w:val="0"/>
+                <w:sz w:val="22"/>
+              </w:rPr>
+              <w:t>FR-19</w:t>
+            </w:r>
+          </w:p>
+        </w:tc>
+        <w:tc>
+          <w:tcPr>
+            <w:tcW w:type="dxa" w:w="7632"/>
+          </w:tcPr>
+          <w:p>
+            <w:pPr>
+              <w:spacing w:line="240" w:lineRule="auto" w:after="40"/>
+            </w:pPr>
+            <w:r>
+              <w:rPr>
+                <w:rFonts w:ascii="Times New Roman" w:hAnsi="Times New Roman"/>
+                <w:b w:val="0"/>
+                <w:sz w:val="22"/>
+              </w:rPr>
+              <w:t>The system shall record the name of the approver and the time of approval for every final score sheet.</w:t>
+            </w:r>
+          </w:p>
+        </w:tc>
+      </w:tr>
+      <w:tr>
+        <w:tc>
+          <w:tcPr>
+            <w:tcW w:type="dxa" w:w="1008"/>
+          </w:tcPr>
+          <w:p>
+            <w:pPr>
+              <w:spacing w:line="240" w:lineRule="auto" w:after="40"/>
+            </w:pPr>
+            <w:r>
+              <w:rPr>
+                <w:rFonts w:ascii="Times New Roman" w:hAnsi="Times New Roman"/>
+                <w:b w:val="0"/>
+                <w:sz w:val="22"/>
+              </w:rPr>
+              <w:t>FR-20</w:t>
+            </w:r>
+          </w:p>
+        </w:tc>
+        <w:tc>
+          <w:tcPr>
+            <w:tcW w:type="dxa" w:w="7632"/>
+          </w:tcPr>
+          <w:p>
+            <w:pPr>
+              <w:spacing w:line="240" w:lineRule="auto" w:after="40"/>
+            </w:pPr>
+            <w:r>
+              <w:rPr>
+                <w:rFonts w:ascii="Times New Roman" w:hAnsi="Times New Roman"/>
+                <w:b w:val="0"/>
+                <w:sz w:val="22"/>
+              </w:rPr>
+              <w:t>The system shall export the approved marks to an Excel file and to a copyable text form, with identical numbers.</w:t>
+            </w:r>
+          </w:p>
+        </w:tc>
+      </w:tr>
+      <w:tr>
+        <w:tc>
+          <w:tcPr>
+            <w:tcW w:type="dxa" w:w="1008"/>
+          </w:tcPr>
+          <w:p>
+            <w:pPr>
+              <w:spacing w:line="240" w:lineRule="auto" w:after="40"/>
+            </w:pPr>
+            <w:r>
+              <w:rPr>
+                <w:rFonts w:ascii="Times New Roman" w:hAnsi="Times New Roman"/>
+                <w:b w:val="0"/>
+                <w:sz w:val="22"/>
+              </w:rPr>
+              <w:t>FR-21</w:t>
+            </w:r>
+          </w:p>
+        </w:tc>
+        <w:tc>
+          <w:tcPr>
+            <w:tcW w:type="dxa" w:w="7632"/>
+          </w:tcPr>
+          <w:p>
+            <w:pPr>
+              <w:spacing w:line="240" w:lineRule="auto" w:after="40"/>
+            </w:pPr>
+            <w:r>
+              <w:rPr>
+                <w:rFonts w:ascii="Times New Roman" w:hAnsi="Times New Roman"/>
+                <w:b w:val="0"/>
+                <w:sz w:val="22"/>
+              </w:rPr>
+              <w:t>The system shall answer student questions using only the published rubric and the faculty notes, and shall forward the question to the guide when it cannot answer.</w:t>
+            </w:r>
+          </w:p>
+        </w:tc>
+      </w:tr>
+      <w:tr>
+        <w:tc>
+          <w:tcPr>
+            <w:tcW w:type="dxa" w:w="1008"/>
+          </w:tcPr>
+          <w:p>
+            <w:pPr>
+              <w:spacing w:line="240" w:lineRule="auto" w:after="40"/>
+            </w:pPr>
+            <w:r>
+              <w:rPr>
+                <w:rFonts w:ascii="Times New Roman" w:hAnsi="Times New Roman"/>
+                <w:b w:val="0"/>
+                <w:sz w:val="22"/>
+              </w:rPr>
+              <w:t>FR-22</w:t>
+            </w:r>
+          </w:p>
+        </w:tc>
+        <w:tc>
+          <w:tcPr>
+            <w:tcW w:type="dxa" w:w="7632"/>
+          </w:tcPr>
+          <w:p>
+            <w:pPr>
+              <w:spacing w:line="240" w:lineRule="auto" w:after="40"/>
+            </w:pPr>
+            <w:r>
+              <w:rPr>
+                <w:rFonts w:ascii="Times New Roman" w:hAnsi="Times New Roman"/>
+                <w:b w:val="0"/>
+                <w:sz w:val="22"/>
+              </w:rPr>
+              <w:t>The system shall show feedback to a student only after the score sheet has been approved.</w:t>
+            </w:r>
+          </w:p>
+        </w:tc>
+      </w:tr>
+      <w:tr>
+        <w:tc>
+          <w:tcPr>
+            <w:tcW w:type="dxa" w:w="1008"/>
+          </w:tcPr>
+          <w:p>
+            <w:pPr>
+              <w:spacing w:line="240" w:lineRule="auto" w:after="40"/>
+            </w:pPr>
+            <w:r>
+              <w:rPr>
+                <w:rFonts w:ascii="Times New Roman" w:hAnsi="Times New Roman"/>
+                <w:b w:val="0"/>
+                <w:sz w:val="22"/>
+              </w:rPr>
+              <w:t>FR-23</w:t>
+            </w:r>
+          </w:p>
+        </w:tc>
+        <w:tc>
+          <w:tcPr>
+            <w:tcW w:type="dxa" w:w="7632"/>
+          </w:tcPr>
+          <w:p>
+            <w:pPr>
+              <w:spacing w:line="240" w:lineRule="auto" w:after="40"/>
+            </w:pPr>
+            <w:r>
+              <w:rPr>
+                <w:rFonts w:ascii="Times New Roman" w:hAnsi="Times New Roman"/>
+                <w:b w:val="0"/>
+                <w:sz w:val="22"/>
+              </w:rPr>
+              <w:t>The system shall record every action performed by every user.</w:t>
             </w:r>
           </w:p>
         </w:tc>
@@ -265,139 +2428,38 @@
     </w:tbl>
     <w:p/>
     <w:p>
+      <w:pPr>
+        <w:keepNext/>
+        <w:pageBreakBefore w:val="0"/>
+        <w:spacing w:before="200" w:after="120" w:line="360" w:lineRule="auto"/>
+        <w:jc w:val="left"/>
+      </w:pPr>
       <w:r>
-        <w:br w:type="page"/>
+        <w:rPr>
+          <w:rFonts w:ascii="Times New Roman" w:hAnsi="Times New Roman"/>
+          <w:b/>
+          <w:sz w:val="28"/>
+        </w:rPr>
+        <w:t>c) Non-functional Requirements</w:t>
       </w:r>
     </w:p>
     <w:p>
       <w:pPr>
-        <w:sectPr>
-          <w:footerReference w:type="default" r:id="rId9"/>
-          <w:pgSz w:w="12240" w:h="15840"/>
-          <w:pgMar w:top="1440" w:right="1440" w:bottom="1440" w:left="1584" w:header="720" w:footer="720" w:gutter="0"/>
-          <w:cols w:space="720"/>
-          <w:docGrid w:linePitch="360"/>
-        </w:sectPr>
-      </w:pPr>
-    </w:p>
-    <w:p>
-      <w:pPr>
-        <w:pStyle w:val="Heading1"/>
-      </w:pPr>
-      <w:r>
-        <w:t>1. Introduction</w:t>
-      </w:r>
-    </w:p>
-    <w:p>
-      <w:pPr>
+        <w:spacing w:line="360" w:lineRule="auto"/>
         <w:jc w:val="both"/>
       </w:pPr>
       <w:r>
         <w:rPr>
-          <w:i w:val="0"/>
+          <w:rFonts w:ascii="Times New Roman" w:hAnsi="Times New Roman"/>
+          <w:sz w:val="24"/>
         </w:rPr>
-        <w:t>Every project-based course at PCCOE is assessed through a small number of review milestones. A rubric exists for each of them, but it exists mostly on the reviewer's side of the table: the student finds out what was expected of them at the moment they are told their mark.</w:t>
-      </w:r>
-    </w:p>
-    <w:p>
-      <w:pPr>
-        <w:jc w:val="both"/>
-      </w:pPr>
-      <w:r>
-        <w:rPr>
-          <w:i w:val="0"/>
-        </w:rPr>
-        <w:t>RubriQ moves the rubric to the front of that sequence. Faculty author it, publish it, and it becomes visible to the student before submission opens. When work comes in, the system produces an evidence-backed estimate of the mark against that same rubric — every criterion score citing a verbatim span from the student's own document — which a faculty member then verifies, adjusts where they disagree, and approves. Only after approval does anything become a mark, and only after approval does the student see feedback.</w:t>
-      </w:r>
-    </w:p>
-    <w:p>
-      <w:pPr>
-        <w:jc w:val="both"/>
-      </w:pPr>
-      <w:r>
-        <w:rPr>
-          <w:i w:val="0"/>
-        </w:rPr>
-        <w:t>The name is rubric + IQ. The ordering is deliberate: the rubric is the authority, and the intelligence is assistive.</w:t>
-      </w:r>
-    </w:p>
-    <w:p>
-      <w:pPr>
-        <w:pStyle w:val="Heading1"/>
-      </w:pPr>
-      <w:r>
-        <w:t>2. Problem statement</w:t>
-      </w:r>
-    </w:p>
-    <w:p>
-      <w:pPr>
-        <w:jc w:val="both"/>
-      </w:pPr>
-      <w:r>
-        <w:rPr>
-          <w:i w:val="0"/>
-        </w:rPr>
-        <w:t>Three problems, in the order they hurt:</w:t>
-      </w:r>
-    </w:p>
-    <w:p>
-      <w:pPr>
-        <w:pStyle w:val="ListBullet"/>
-        <w:jc w:val="both"/>
-      </w:pPr>
-      <w:r>
-        <w:rPr>
-          <w:b/>
-        </w:rPr>
-        <w:t xml:space="preserve">The rubric is invisible until it is too late to act on it. </w:t>
-      </w:r>
-      <w:r>
-        <w:t>A student cannot aim at a target they have not been shown, so the rubric functions as a justification for a mark rather than a specification for the work.</w:t>
-      </w:r>
-    </w:p>
-    <w:p>
-      <w:pPr>
-        <w:pStyle w:val="ListBullet"/>
-        <w:jc w:val="both"/>
-      </w:pPr>
-      <w:r>
-        <w:rPr>
-          <w:b/>
-        </w:rPr>
-        <w:t xml:space="preserve">Review marking is unevenly evidenced. </w:t>
-      </w:r>
-      <w:r>
-        <w:t>Two reviewers, or the same reviewer on a Friday afternoon, can score the same submission differently, and neither score carries a record of what in the document produced it.</w:t>
-      </w:r>
-    </w:p>
-    <w:p>
-      <w:pPr>
-        <w:pStyle w:val="ListBullet"/>
-        <w:jc w:val="both"/>
-      </w:pPr>
-      <w:r>
-        <w:rPr>
-          <w:b/>
-        </w:rPr>
-        <w:t xml:space="preserve">Late and absent are conflated. </w:t>
-      </w:r>
-      <w:r>
-        <w:t>A submission four days past the deadline and a submission that never arrived are administratively different things, but both tend to be recorded as a zero, which destroys the distinction the department's own policy depends on.</w:t>
-      </w:r>
-    </w:p>
-    <w:p>
-      <w:pPr>
-        <w:pStyle w:val="Heading1"/>
-      </w:pPr>
-      <w:r>
-        <w:t>3. Objectives</w:t>
+        <w:t>These describe how well the system must work, rather than what it must do.</w:t>
       </w:r>
     </w:p>
     <w:tbl>
       <w:tblPr>
         <w:tblStyle w:val="TableGrid"/>
         <w:tblW w:type="auto" w:w="0"/>
-        <w:jc w:val="center"/>
         <w:tblLook w:firstColumn="1" w:firstRow="1" w:lastColumn="0" w:lastRow="0" w:noHBand="0" w:noVBand="1" w:val="04A0"/>
       </w:tblPr>
       <w:tblGrid>
@@ -407,27 +2469,37 @@
       <w:tr>
         <w:tc>
           <w:tcPr>
-            <w:tcW w:type="dxa" w:w="864"/>
+            <w:tcW w:type="dxa" w:w="2160"/>
           </w:tcPr>
           <w:p>
+            <w:pPr>
+              <w:spacing w:line="240" w:lineRule="auto" w:after="40"/>
+            </w:pPr>
             <w:r>
               <w:rPr>
+                <w:rFonts w:ascii="Times New Roman" w:hAnsi="Times New Roman"/>
                 <w:b/>
+                <w:sz w:val="22"/>
               </w:rPr>
-              <w:t>#</w:t>
+              <w:t>Quality</w:t>
             </w:r>
           </w:p>
         </w:tc>
         <w:tc>
           <w:tcPr>
-            <w:tcW w:type="dxa" w:w="7776"/>
+            <w:tcW w:type="dxa" w:w="6480"/>
           </w:tcPr>
           <w:p>
+            <w:pPr>
+              <w:spacing w:line="240" w:lineRule="auto" w:after="40"/>
+            </w:pPr>
             <w:r>
               <w:rPr>
+                <w:rFonts w:ascii="Times New Roman" w:hAnsi="Times New Roman"/>
                 <w:b/>
+                <w:sz w:val="22"/>
               </w:rPr>
-              <w:t>Objective</w:t>
+              <w:t>Requirement</w:t>
             </w:r>
           </w:p>
         </w:tc>
@@ -435,21 +2507,37 @@
       <w:tr>
         <w:tc>
           <w:tcPr>
-            <w:tcW w:type="dxa" w:w="864"/>
+            <w:tcW w:type="dxa" w:w="2160"/>
           </w:tcPr>
           <w:p>
+            <w:pPr>
+              <w:spacing w:line="240" w:lineRule="auto" w:after="40"/>
+            </w:pPr>
             <w:r>
-              <w:t>O1</w:t>
+              <w:rPr>
+                <w:rFonts w:ascii="Times New Roman" w:hAnsi="Times New Roman"/>
+                <w:b w:val="0"/>
+                <w:sz w:val="22"/>
+              </w:rPr>
+              <w:t>NFR-1 Security</w:t>
             </w:r>
           </w:p>
         </w:tc>
         <w:tc>
           <w:tcPr>
-            <w:tcW w:type="dxa" w:w="7776"/>
+            <w:tcW w:type="dxa" w:w="6480"/>
           </w:tcPr>
           <w:p>
+            <w:pPr>
+              <w:spacing w:line="240" w:lineRule="auto" w:after="40"/>
+            </w:pPr>
             <w:r>
-              <w:t>Let faculty author a rubric per review milestone, validate that its weights sum to 100, and publish it as an immutable version</w:t>
+              <w:rPr>
+                <w:rFonts w:ascii="Times New Roman" w:hAnsi="Times New Roman"/>
+                <w:b w:val="0"/>
+                <w:sz w:val="22"/>
+              </w:rPr>
+              <w:t>A student must never be able to see another student's work or marks. This is enforced while fetching the data from the database, not by hiding buttons on the screen.</w:t>
             </w:r>
           </w:p>
         </w:tc>
@@ -457,21 +2545,37 @@
       <w:tr>
         <w:tc>
           <w:tcPr>
-            <w:tcW w:type="dxa" w:w="864"/>
+            <w:tcW w:type="dxa" w:w="2160"/>
           </w:tcPr>
           <w:p>
+            <w:pPr>
+              <w:spacing w:line="240" w:lineRule="auto" w:after="40"/>
+            </w:pPr>
             <w:r>
-              <w:t>O2</w:t>
+              <w:rPr>
+                <w:rFonts w:ascii="Times New Roman" w:hAnsi="Times New Roman"/>
+                <w:b w:val="0"/>
+                <w:sz w:val="22"/>
+              </w:rPr>
+              <w:t>NFR-2 Privacy</w:t>
             </w:r>
           </w:p>
         </w:tc>
         <w:tc>
           <w:tcPr>
-            <w:tcW w:type="dxa" w:w="7776"/>
+            <w:tcW w:type="dxa" w:w="6480"/>
           </w:tcPr>
           <w:p>
+            <w:pPr>
+              <w:spacing w:line="240" w:lineRule="auto" w:after="40"/>
+            </w:pPr>
             <w:r>
-              <w:t>Show the published rubric to the enrolled student before they upload anything</w:t>
+              <w:rPr>
+                <w:rFonts w:ascii="Times New Roman" w:hAnsi="Times New Roman"/>
+                <w:b w:val="0"/>
+                <w:sz w:val="22"/>
+              </w:rPr>
+              <w:t>The student's name, PRN and email are removed before any text is sent to the AI service.</w:t>
             </w:r>
           </w:p>
         </w:tc>
@@ -479,21 +2583,37 @@
       <w:tr>
         <w:tc>
           <w:tcPr>
-            <w:tcW w:type="dxa" w:w="864"/>
+            <w:tcW w:type="dxa" w:w="2160"/>
           </w:tcPr>
           <w:p>
+            <w:pPr>
+              <w:spacing w:line="240" w:lineRule="auto" w:after="40"/>
+            </w:pPr>
             <w:r>
-              <w:t>O3</w:t>
+              <w:rPr>
+                <w:rFonts w:ascii="Times New Roman" w:hAnsi="Times New Roman"/>
+                <w:b w:val="0"/>
+                <w:sz w:val="22"/>
+              </w:rPr>
+              <w:t>NFR-3 Reliability</w:t>
             </w:r>
           </w:p>
         </w:tc>
         <w:tc>
           <w:tcPr>
-            <w:tcW w:type="dxa" w:w="7776"/>
+            <w:tcW w:type="dxa" w:w="6480"/>
           </w:tcPr>
           <w:p>
+            <w:pPr>
+              <w:spacing w:line="240" w:lineRule="auto" w:after="40"/>
+            </w:pPr>
             <w:r>
-              <w:t>Accept versioned submissions (PDF / DOCX / TXT) and extract their text at upload time</w:t>
+              <w:rPr>
+                <w:rFonts w:ascii="Times New Roman" w:hAnsi="Times New Roman"/>
+                <w:b w:val="0"/>
+                <w:sz w:val="22"/>
+              </w:rPr>
+              <w:t>If the AI service is not available, the rest of the system must keep working. Manual marking, penalties, approval and export are not affected.</w:t>
             </w:r>
           </w:p>
         </w:tc>
@@ -501,21 +2621,37 @@
       <w:tr>
         <w:tc>
           <w:tcPr>
-            <w:tcW w:type="dxa" w:w="864"/>
+            <w:tcW w:type="dxa" w:w="2160"/>
           </w:tcPr>
           <w:p>
+            <w:pPr>
+              <w:spacing w:line="240" w:lineRule="auto" w:after="40"/>
+            </w:pPr>
             <w:r>
-              <w:t>O4</w:t>
+              <w:rPr>
+                <w:rFonts w:ascii="Times New Roman" w:hAnsi="Times New Roman"/>
+                <w:b w:val="0"/>
+                <w:sz w:val="22"/>
+              </w:rPr>
+              <w:t>NFR-4 Correctness</w:t>
             </w:r>
           </w:p>
         </w:tc>
         <w:tc>
           <w:tcPr>
-            <w:tcW w:type="dxa" w:w="7776"/>
+            <w:tcW w:type="dxa" w:w="6480"/>
           </w:tcPr>
           <w:p>
+            <w:pPr>
+              <w:spacing w:line="240" w:lineRule="auto" w:after="40"/>
+            </w:pPr>
             <w:r>
-              <w:t>Produce a per-criterion estimated score in which every score cites a verbatim span from the submission, or is marked NO_EVIDENCE</w:t>
+              <w:rPr>
+                <w:rFonts w:ascii="Times New Roman" w:hAnsi="Times New Roman"/>
+                <w:b w:val="0"/>
+                <w:sz w:val="22"/>
+              </w:rPr>
+              <w:t>The same submission and the same rubric must always produce the same marks. All calculations use exact decimal arithmetic.</w:t>
             </w:r>
           </w:p>
         </w:tc>
@@ -523,21 +2659,37 @@
       <w:tr>
         <w:tc>
           <w:tcPr>
-            <w:tcW w:type="dxa" w:w="864"/>
+            <w:tcW w:type="dxa" w:w="2160"/>
           </w:tcPr>
           <w:p>
+            <w:pPr>
+              <w:spacing w:line="240" w:lineRule="auto" w:after="40"/>
+            </w:pPr>
             <w:r>
-              <w:t>O5</w:t>
+              <w:rPr>
+                <w:rFonts w:ascii="Times New Roman" w:hAnsi="Times New Roman"/>
+                <w:b w:val="0"/>
+                <w:sz w:val="22"/>
+              </w:rPr>
+              <w:t>NFR-5 Traceability</w:t>
             </w:r>
           </w:p>
         </w:tc>
         <w:tc>
           <w:tcPr>
-            <w:tcW w:type="dxa" w:w="7776"/>
+            <w:tcW w:type="dxa" w:w="6480"/>
           </w:tcPr>
           <w:p>
+            <w:pPr>
+              <w:spacing w:line="240" w:lineRule="auto" w:after="40"/>
+            </w:pPr>
             <w:r>
-              <w:t>Apply late and absence policy as deterministic arithmetic, not as a judgement call</w:t>
+              <w:rPr>
+                <w:rFonts w:ascii="Times New Roman" w:hAnsi="Times New Roman"/>
+                <w:b w:val="0"/>
+                <w:sz w:val="22"/>
+              </w:rPr>
+              <w:t>Every final mark must be traceable to the person who approved it, the version of the submission, and the version of the rubric used.</w:t>
             </w:r>
           </w:p>
         </w:tc>
@@ -545,21 +2697,37 @@
       <w:tr>
         <w:tc>
           <w:tcPr>
-            <w:tcW w:type="dxa" w:w="864"/>
+            <w:tcW w:type="dxa" w:w="2160"/>
           </w:tcPr>
           <w:p>
+            <w:pPr>
+              <w:spacing w:line="240" w:lineRule="auto" w:after="40"/>
+            </w:pPr>
             <w:r>
-              <w:t>O6</w:t>
+              <w:rPr>
+                <w:rFonts w:ascii="Times New Roman" w:hAnsi="Times New Roman"/>
+                <w:b w:val="0"/>
+                <w:sz w:val="22"/>
+              </w:rPr>
+              <w:t>NFR-6 Data safety</w:t>
             </w:r>
           </w:p>
         </w:tc>
         <w:tc>
           <w:tcPr>
-            <w:tcW w:type="dxa" w:w="7776"/>
+            <w:tcW w:type="dxa" w:w="6480"/>
           </w:tcPr>
           <w:p>
+            <w:pPr>
+              <w:spacing w:line="240" w:lineRule="auto" w:after="40"/>
+            </w:pPr>
             <w:r>
-              <w:t>Require an explicit, named faculty approval before any mark is final, and record every override with a reason</w:t>
+              <w:rPr>
+                <w:rFonts w:ascii="Times New Roman" w:hAnsi="Times New Roman"/>
+                <w:b w:val="0"/>
+                <w:sz w:val="22"/>
+              </w:rPr>
+              <w:t>Nothing is permanently deleted. New submissions and new evaluations are stored as new versions.</w:t>
             </w:r>
           </w:p>
         </w:tc>
@@ -567,21 +2735,37 @@
       <w:tr>
         <w:tc>
           <w:tcPr>
-            <w:tcW w:type="dxa" w:w="864"/>
+            <w:tcW w:type="dxa" w:w="2160"/>
           </w:tcPr>
           <w:p>
+            <w:pPr>
+              <w:spacing w:line="240" w:lineRule="auto" w:after="40"/>
+            </w:pPr>
             <w:r>
-              <w:t>O7</w:t>
+              <w:rPr>
+                <w:rFonts w:ascii="Times New Roman" w:hAnsi="Times New Roman"/>
+                <w:b w:val="0"/>
+                <w:sz w:val="22"/>
+              </w:rPr>
+              <w:t>NFR-7 Usability</w:t>
             </w:r>
           </w:p>
         </w:tc>
         <w:tc>
           <w:tcPr>
-            <w:tcW w:type="dxa" w:w="7776"/>
+            <w:tcW w:type="dxa" w:w="6480"/>
           </w:tcPr>
           <w:p>
+            <w:pPr>
+              <w:spacing w:line="240" w:lineRule="auto" w:after="40"/>
+            </w:pPr>
             <w:r>
-              <w:t>Export an approved score sheet to Excel, and to a clipboard-pastable form, with identical numbers</w:t>
+              <w:rPr>
+                <w:rFonts w:ascii="Times New Roman" w:hAnsi="Times New Roman"/>
+                <w:b w:val="0"/>
+                <w:sz w:val="22"/>
+              </w:rPr>
+              <w:t>No screen may show a blank area or a technical error message. Every empty page must tell the user what to do next.</w:t>
             </w:r>
           </w:p>
         </w:tc>
@@ -589,21 +2773,37 @@
       <w:tr>
         <w:tc>
           <w:tcPr>
-            <w:tcW w:type="dxa" w:w="864"/>
+            <w:tcW w:type="dxa" w:w="2160"/>
           </w:tcPr>
           <w:p>
+            <w:pPr>
+              <w:spacing w:line="240" w:lineRule="auto" w:after="40"/>
+            </w:pPr>
             <w:r>
-              <w:t>O8</w:t>
+              <w:rPr>
+                <w:rFonts w:ascii="Times New Roman" w:hAnsi="Times New Roman"/>
+                <w:b w:val="0"/>
+                <w:sz w:val="22"/>
+              </w:rPr>
+              <w:t>NFR-8 Maintainability</w:t>
             </w:r>
           </w:p>
         </w:tc>
         <w:tc>
           <w:tcPr>
-            <w:tcW w:type="dxa" w:w="7776"/>
+            <w:tcW w:type="dxa" w:w="6480"/>
           </w:tcPr>
           <w:p>
+            <w:pPr>
+              <w:spacing w:line="240" w:lineRule="auto" w:after="40"/>
+            </w:pPr>
             <w:r>
-              <w:t>Answer student questions about a milestone from its rubric alone, escalating to faculty rather than inventing an answer</w:t>
+              <w:rPr>
+                <w:rFonts w:ascii="Times New Roman" w:hAnsi="Times New Roman"/>
+                <w:b w:val="0"/>
+                <w:sz w:val="22"/>
+              </w:rPr>
+              <w:t>All the logic is kept separate from the screen code, so the user interface can be replaced later without rewriting the system.</w:t>
             </w:r>
           </w:p>
         </w:tc>
@@ -611,65 +2811,37 @@
       <w:tr>
         <w:tc>
           <w:tcPr>
-            <w:tcW w:type="dxa" w:w="864"/>
+            <w:tcW w:type="dxa" w:w="2160"/>
           </w:tcPr>
           <w:p>
+            <w:pPr>
+              <w:spacing w:line="240" w:lineRule="auto" w:after="40"/>
+            </w:pPr>
             <w:r>
-              <w:t>O9</w:t>
+              <w:rPr>
+                <w:rFonts w:ascii="Times New Roman" w:hAnsi="Times New Roman"/>
+                <w:b w:val="0"/>
+                <w:sz w:val="22"/>
+              </w:rPr>
+              <w:t>NFR-9 Portability</w:t>
             </w:r>
           </w:p>
         </w:tc>
         <w:tc>
           <w:tcPr>
-            <w:tcW w:type="dxa" w:w="7776"/>
+            <w:tcW w:type="dxa" w:w="6480"/>
           </w:tcPr>
           <w:p>
+            <w:pPr>
+              <w:spacing w:line="240" w:lineRule="auto" w:after="40"/>
+            </w:pPr>
             <w:r>
-              <w:t>Keep every mark traceable — who approved it, when, against which submission version, and which rubric version</w:t>
-            </w:r>
-          </w:p>
-        </w:tc>
-      </w:tr>
-      <w:tr>
-        <w:tc>
-          <w:tcPr>
-            <w:tcW w:type="dxa" w:w="864"/>
-          </w:tcPr>
-          <w:p>
-            <w:r>
-              <w:t>O10</w:t>
-            </w:r>
-          </w:p>
-        </w:tc>
-        <w:tc>
-          <w:tcPr>
-            <w:tcW w:type="dxa" w:w="7776"/>
-          </w:tcPr>
-          <w:p>
-            <w:r>
-              <w:t>Allow project groups, but only where a faculty member has granted them</w:t>
-            </w:r>
-          </w:p>
-        </w:tc>
-      </w:tr>
-      <w:tr>
-        <w:tc>
-          <w:tcPr>
-            <w:tcW w:type="dxa" w:w="864"/>
-          </w:tcPr>
-          <w:p>
-            <w:r>
-              <w:t>O11</w:t>
-            </w:r>
-          </w:p>
-        </w:tc>
-        <w:tc>
-          <w:tcPr>
-            <w:tcW w:type="dxa" w:w="7776"/>
-          </w:tcPr>
-          <w:p>
-            <w:r>
-              <w:t>Accept a repository URL as part of a submission, only when it belongs to a GitHub account the guide already has on record</w:t>
+              <w:rPr>
+                <w:rFonts w:ascii="Times New Roman" w:hAnsi="Times New Roman"/>
+                <w:b w:val="0"/>
+                <w:sz w:val="22"/>
+              </w:rPr>
+              <w:t>The system must run on a normal laptop with only Python installed. There is no database server to set up.</w:t>
             </w:r>
           </w:p>
         </w:tc>
@@ -678,330 +2850,40 @@
     <w:p/>
     <w:p>
       <w:pPr>
-        <w:pStyle w:val="Heading1"/>
+        <w:keepNext/>
+        <w:pageBreakBefore w:val="0"/>
+        <w:spacing w:before="280" w:after="120" w:line="360" w:lineRule="auto"/>
+        <w:jc w:val="left"/>
       </w:pPr>
       <w:r>
-        <w:t>4. Proposed system</w:t>
+        <w:rPr>
+          <w:rFonts w:ascii="Times New Roman" w:hAnsi="Times New Roman"/>
+          <w:b/>
+          <w:sz w:val="28"/>
+        </w:rPr>
+        <w:t>6. Technical Requirements</w:t>
       </w:r>
     </w:p>
     <w:p>
       <w:pPr>
-        <w:jc w:val="both"/>
+        <w:keepNext/>
+        <w:pageBreakBefore w:val="0"/>
+        <w:spacing w:before="200" w:after="120" w:line="360" w:lineRule="auto"/>
+        <w:jc w:val="left"/>
       </w:pPr>
       <w:r>
         <w:rPr>
-          <w:i w:val="0"/>
+          <w:rFonts w:ascii="Times New Roman" w:hAnsi="Times New Roman"/>
+          <w:b/>
+          <w:sz w:val="28"/>
         </w:rPr>
-        <w:t>RubriQ is a single Streamlit application backed by SQLite, split into two layers with one hard rule between them.</w:t>
-      </w:r>
-    </w:p>
-    <w:p>
-      <w:pPr>
-        <w:pStyle w:val="ListBullet"/>
-        <w:jc w:val="both"/>
-      </w:pPr>
-      <w:r>
-        <w:rPr>
-          <w:b/>
-        </w:rPr>
-        <w:t xml:space="preserve">core/ — the domain. </w:t>
-      </w:r>
-      <w:r>
-        <w:t>All logic as plain Python with zero Streamlit imports: authentication and role resolution, academics, rubric versioning, submissions, project groups, the deterministic scoring engine, the AI layer, exports, and the audit log. This is the part that is unit-tested, and the part that would survive replacing the interface.</w:t>
-      </w:r>
-    </w:p>
-    <w:p>
-      <w:pPr>
-        <w:pStyle w:val="ListBullet"/>
-        <w:jc w:val="both"/>
-      </w:pPr>
-      <w:r>
-        <w:rPr>
-          <w:b/>
-        </w:rPr>
-        <w:t xml:space="preserve">app/ — the view. </w:t>
-      </w:r>
-      <w:r>
-        <w:t>A thin layer of pages and components that calls core/ and renders the result. It computes no marks and writes no queries of its own.</w:t>
-      </w:r>
-    </w:p>
-    <w:p>
-      <w:pPr>
-        <w:jc w:val="both"/>
-      </w:pPr>
-      <w:r>
-        <w:rPr>
-          <w:i w:val="0"/>
-        </w:rPr>
-        <w:t>The separation is enforced by a test that searches every file under core/ for a Streamlit import and fails if it finds one, so the rule cannot erode quietly.</w:t>
-      </w:r>
-    </w:p>
-    <w:p>
-      <w:pPr>
-        <w:jc w:val="both"/>
-      </w:pPr>
-      <w:r>
-        <w:rPr>
-          <w:i w:val="0"/>
-        </w:rPr>
-        <w:t>Responsibility is split the same way. The language model reads and judges; all arithmetic that decides a mark happens in Python, in one module, with a table-driven test behind it. A wrong verdict is a disagreement a faculty member can see and override. A wrong total would be an error nobody would catch.</w:t>
-      </w:r>
-    </w:p>
-    <w:p>
-      <w:pPr>
-        <w:pStyle w:val="Heading1"/>
-      </w:pPr>
-      <w:r>
-        <w:t>5. Scope</w:t>
-      </w:r>
-    </w:p>
-    <w:p>
-      <w:pPr>
-        <w:pStyle w:val="Heading2"/>
-      </w:pPr>
-      <w:r>
-        <w:t>5.1 In scope</w:t>
-      </w:r>
-    </w:p>
-    <w:p>
-      <w:pPr>
-        <w:pStyle w:val="ListBullet"/>
-        <w:jc w:val="both"/>
-      </w:pPr>
-      <w:r>
-        <w:t>Google sign-in restricted to @pccoepune.org, with the role resolved server-side from a seeded faculty allow-list</w:t>
-      </w:r>
-    </w:p>
-    <w:p>
-      <w:pPr>
-        <w:pStyle w:val="ListBullet"/>
-        <w:jc w:val="both"/>
-      </w:pPr>
-      <w:r>
-        <w:t>Subjects, project cycles, enrolment including a validated CSV import, and review milestones</w:t>
-      </w:r>
-    </w:p>
-    <w:p>
-      <w:pPr>
-        <w:pStyle w:val="ListBullet"/>
-        <w:jc w:val="both"/>
-      </w:pPr>
-      <w:r>
-        <w:t>Rubric authoring with weight validation, publish-freezes-version semantics, and cloning a published rubric to a new draft</w:t>
-      </w:r>
-    </w:p>
-    <w:p>
-      <w:pPr>
-        <w:pStyle w:val="ListBullet"/>
-        <w:jc w:val="both"/>
-      </w:pPr>
-      <w:r>
-        <w:t>Student submission with version history and server-side text extraction</w:t>
-      </w:r>
-    </w:p>
-    <w:p>
-      <w:pPr>
-        <w:pStyle w:val="ListBullet"/>
-        <w:jc w:val="both"/>
-      </w:pPr>
-      <w:r>
-        <w:t>Project groups, requested by a student or formed by the guide, and active only once granted — a granted group submits once, and every member shares the version, the score sheet, and the approval</w:t>
-      </w:r>
-    </w:p>
-    <w:p>
-      <w:pPr>
-        <w:pStyle w:val="ListBullet"/>
-        <w:jc w:val="both"/>
-      </w:pPr>
-      <w:r>
-        <w:t>GitHub repository links, accepted only when owned by an account the faculty member has recorded for that student or a granted group-mate</w:t>
-      </w:r>
-    </w:p>
-    <w:p>
-      <w:pPr>
-        <w:pStyle w:val="ListBullet"/>
-        <w:jc w:val="both"/>
-      </w:pPr>
-      <w:r>
-        <w:t>AI evaluation against a published rubric, with a fuzzy-match evidence guard that demotes unverifiable claims to NO_EVIDENCE</w:t>
-      </w:r>
-    </w:p>
-    <w:p>
-      <w:pPr>
-        <w:pStyle w:val="ListBullet"/>
-        <w:jc w:val="both"/>
-      </w:pPr>
-      <w:r>
-        <w:t>Deterministic late-penalty and absence policy</w:t>
-      </w:r>
-    </w:p>
-    <w:p>
-      <w:pPr>
-        <w:pStyle w:val="ListBullet"/>
-        <w:jc w:val="both"/>
-      </w:pPr>
-      <w:r>
-        <w:t>A faculty review grid: per-criterion verdicts, an evidence drawer, override with a mandatory reason, and single or bulk approval</w:t>
-      </w:r>
-    </w:p>
-    <w:p>
-      <w:pPr>
-        <w:pStyle w:val="ListBullet"/>
-        <w:jc w:val="both"/>
-      </w:pPr>
-      <w:r>
-        <w:t>Excel (.xlsx) and TSV export, both built from persisted score sheets</w:t>
-      </w:r>
-    </w:p>
-    <w:p>
-      <w:pPr>
-        <w:pStyle w:val="ListBullet"/>
-        <w:jc w:val="both"/>
-      </w:pPr>
-      <w:r>
-        <w:t>A student assistant scoped to one milestone's published rubric, with escalation to a faculty inbox</w:t>
-      </w:r>
-    </w:p>
-    <w:p>
-      <w:pPr>
-        <w:pStyle w:val="ListBullet"/>
-        <w:jc w:val="both"/>
-      </w:pPr>
-      <w:r>
-        <w:t>Post-approval student feedback showing what was and was not followed</w:t>
-      </w:r>
-    </w:p>
-    <w:p>
-      <w:pPr>
-        <w:pStyle w:val="ListBullet"/>
-        <w:jc w:val="both"/>
-      </w:pPr>
-      <w:r>
-        <w:t>Reports: score distribution, weakest criterion, and attendance mix</w:t>
-      </w:r>
-    </w:p>
-    <w:p>
-      <w:pPr>
-        <w:pStyle w:val="ListBullet"/>
-        <w:jc w:val="both"/>
-      </w:pPr>
-      <w:r>
-        <w:t>An append-only audit log, surfaced in the interface</w:t>
-      </w:r>
-    </w:p>
-    <w:p>
-      <w:pPr>
-        <w:pStyle w:val="Heading2"/>
-      </w:pPr>
-      <w:r>
-        <w:t>5.2 Out of scope</w:t>
-      </w:r>
-    </w:p>
-    <w:p>
-      <w:pPr>
-        <w:jc w:val="both"/>
-      </w:pPr>
-      <w:r>
-        <w:rPr>
-          <w:i w:val="0"/>
-        </w:rPr>
-        <w:t>Declared explicitly, so that it is not mistaken at the review for something the project failed to do:</w:t>
-      </w:r>
-    </w:p>
-    <w:p>
-      <w:pPr>
-        <w:pStyle w:val="ListBullet"/>
-        <w:jc w:val="both"/>
-      </w:pPr>
-      <w:r>
-        <w:t>Plagiarism or similarity detection</w:t>
-      </w:r>
-    </w:p>
-    <w:p>
-      <w:pPr>
-        <w:pStyle w:val="ListBullet"/>
-        <w:jc w:val="both"/>
-      </w:pPr>
-      <w:r>
-        <w:t>Executing, compiling, or testing student code</w:t>
-      </w:r>
-    </w:p>
-    <w:p>
-      <w:pPr>
-        <w:pStyle w:val="ListBullet"/>
-        <w:jc w:val="both"/>
-      </w:pPr>
-      <w:r>
-        <w:t>A mobile application</w:t>
-      </w:r>
-    </w:p>
-    <w:p>
-      <w:pPr>
-        <w:pStyle w:val="ListBullet"/>
-        <w:jc w:val="both"/>
-      </w:pPr>
-      <w:r>
-        <w:t>LMS or ERP integration</w:t>
-      </w:r>
-    </w:p>
-    <w:p>
-      <w:pPr>
-        <w:pStyle w:val="ListBullet"/>
-        <w:jc w:val="both"/>
-      </w:pPr>
-      <w:r>
-        <w:t>Multi-institution tenancy</w:t>
-      </w:r>
-    </w:p>
-    <w:p>
-      <w:pPr>
-        <w:pStyle w:val="ListBullet"/>
-        <w:jc w:val="both"/>
-      </w:pPr>
-      <w:r>
-        <w:t>Production cloud deployment with real student data</w:t>
-      </w:r>
-    </w:p>
-    <w:p>
-      <w:pPr>
-        <w:pStyle w:val="ListBullet"/>
-        <w:jc w:val="both"/>
-      </w:pPr>
-      <w:r>
-        <w:t>Real-time collaborative editing</w:t>
-      </w:r>
-    </w:p>
-    <w:p>
-      <w:pPr>
-        <w:pStyle w:val="ListBullet"/>
-        <w:jc w:val="both"/>
-      </w:pPr>
-      <w:r>
-        <w:t>Deep content analysis of images or video inside a submission</w:t>
-      </w:r>
-    </w:p>
-    <w:p>
-      <w:pPr>
-        <w:pStyle w:val="ListBullet"/>
-        <w:jc w:val="both"/>
-      </w:pPr>
-      <w:r>
-        <w:t>Fetching, cloning, or reading the contents of a linked repository. A repository URL is recorded and shown; it is never downloaded. Marks come from evidence in the submitted document, because a span the guard cannot verify is not evidence</w:t>
-      </w:r>
-    </w:p>
-    <w:p>
-      <w:pPr>
-        <w:pStyle w:val="Heading1"/>
-      </w:pPr>
-      <w:r>
-        <w:t>6. Technology</w:t>
+        <w:t>Software requirement</w:t>
       </w:r>
     </w:p>
     <w:tbl>
       <w:tblPr>
         <w:tblStyle w:val="TableGrid"/>
         <w:tblW w:type="auto" w:w="0"/>
-        <w:jc w:val="center"/>
         <w:tblLook w:firstColumn="1" w:firstRow="1" w:lastColumn="0" w:lastRow="0" w:noHBand="0" w:noVBand="1" w:val="04A0"/>
       </w:tblPr>
       <w:tblGrid>
@@ -1011,27 +2893,37 @@
       <w:tr>
         <w:tc>
           <w:tcPr>
-            <w:tcW w:type="dxa" w:w="2448"/>
+            <w:tcW w:type="dxa" w:w="2736"/>
           </w:tcPr>
           <w:p>
+            <w:pPr>
+              <w:spacing w:line="240" w:lineRule="auto" w:after="40"/>
+            </w:pPr>
             <w:r>
               <w:rPr>
+                <w:rFonts w:ascii="Times New Roman" w:hAnsi="Times New Roman"/>
                 <w:b/>
+                <w:sz w:val="22"/>
               </w:rPr>
-              <w:t>Layer</w:t>
+              <w:t>Item</w:t>
             </w:r>
           </w:p>
         </w:tc>
         <w:tc>
           <w:tcPr>
-            <w:tcW w:type="dxa" w:w="6192"/>
+            <w:tcW w:type="dxa" w:w="5904"/>
           </w:tcPr>
           <w:p>
+            <w:pPr>
+              <w:spacing w:line="240" w:lineRule="auto" w:after="40"/>
+            </w:pPr>
             <w:r>
               <w:rPr>
+                <w:rFonts w:ascii="Times New Roman" w:hAnsi="Times New Roman"/>
                 <w:b/>
+                <w:sz w:val="22"/>
               </w:rPr>
-              <w:t>Choice</w:t>
+              <w:t>Software used</w:t>
             </w:r>
           </w:p>
         </w:tc>
@@ -1039,21 +2931,37 @@
       <w:tr>
         <w:tc>
           <w:tcPr>
-            <w:tcW w:type="dxa" w:w="2448"/>
+            <w:tcW w:type="dxa" w:w="2736"/>
           </w:tcPr>
           <w:p>
+            <w:pPr>
+              <w:spacing w:line="240" w:lineRule="auto" w:after="40"/>
+            </w:pPr>
             <w:r>
-              <w:t>Application</w:t>
+              <w:rPr>
+                <w:rFonts w:ascii="Times New Roman" w:hAnsi="Times New Roman"/>
+                <w:b w:val="0"/>
+                <w:sz w:val="22"/>
+              </w:rPr>
+              <w:t>Operating system</w:t>
             </w:r>
           </w:p>
         </w:tc>
         <w:tc>
           <w:tcPr>
-            <w:tcW w:type="dxa" w:w="6192"/>
+            <w:tcW w:type="dxa" w:w="5904"/>
           </w:tcPr>
           <w:p>
+            <w:pPr>
+              <w:spacing w:line="240" w:lineRule="auto" w:after="40"/>
+            </w:pPr>
             <w:r>
-              <w:t>Streamlit ≥ 1.42, multipage via st.navigation</w:t>
+              <w:rPr>
+                <w:rFonts w:ascii="Times New Roman" w:hAnsi="Times New Roman"/>
+                <w:b w:val="0"/>
+                <w:sz w:val="22"/>
+              </w:rPr>
+              <w:t>Windows 10 or 11 (also runs on Linux or macOS)</w:t>
             </w:r>
           </w:p>
         </w:tc>
@@ -1061,21 +2969,37 @@
       <w:tr>
         <w:tc>
           <w:tcPr>
-            <w:tcW w:type="dxa" w:w="2448"/>
+            <w:tcW w:type="dxa" w:w="2736"/>
           </w:tcPr>
           <w:p>
+            <w:pPr>
+              <w:spacing w:line="240" w:lineRule="auto" w:after="40"/>
+            </w:pPr>
             <w:r>
-              <w:t>Authentication</w:t>
+              <w:rPr>
+                <w:rFonts w:ascii="Times New Roman" w:hAnsi="Times New Roman"/>
+                <w:b w:val="0"/>
+                <w:sz w:val="22"/>
+              </w:rPr>
+              <w:t>Programming language</w:t>
             </w:r>
           </w:p>
         </w:tc>
         <w:tc>
           <w:tcPr>
-            <w:tcW w:type="dxa" w:w="6192"/>
+            <w:tcW w:type="dxa" w:w="5904"/>
           </w:tcPr>
           <w:p>
+            <w:pPr>
+              <w:spacing w:line="240" w:lineRule="auto" w:after="40"/>
+            </w:pPr>
             <w:r>
-              <w:t>st.login() / st.user, Google OIDC, hd=pccoepune.org</w:t>
+              <w:rPr>
+                <w:rFonts w:ascii="Times New Roman" w:hAnsi="Times New Roman"/>
+                <w:b w:val="0"/>
+                <w:sz w:val="22"/>
+              </w:rPr>
+              <w:t>Python 3.12 or above</w:t>
             </w:r>
           </w:p>
         </w:tc>
@@ -1083,21 +3007,37 @@
       <w:tr>
         <w:tc>
           <w:tcPr>
-            <w:tcW w:type="dxa" w:w="2448"/>
+            <w:tcW w:type="dxa" w:w="2736"/>
           </w:tcPr>
           <w:p>
+            <w:pPr>
+              <w:spacing w:line="240" w:lineRule="auto" w:after="40"/>
+            </w:pPr>
             <w:r>
-              <w:t>Database</w:t>
+              <w:rPr>
+                <w:rFonts w:ascii="Times New Roman" w:hAnsi="Times New Roman"/>
+                <w:b w:val="0"/>
+                <w:sz w:val="22"/>
+              </w:rPr>
+              <w:t>Web framework</w:t>
             </w:r>
           </w:p>
         </w:tc>
         <w:tc>
           <w:tcPr>
-            <w:tcW w:type="dxa" w:w="6192"/>
+            <w:tcW w:type="dxa" w:w="5904"/>
           </w:tcPr>
           <w:p>
+            <w:pPr>
+              <w:spacing w:line="240" w:lineRule="auto" w:after="40"/>
+            </w:pPr>
             <w:r>
-              <w:t>SQLite via SQLAlchemy 2.0 (WAL, busy_timeout, foreign_keys=ON)</w:t>
+              <w:rPr>
+                <w:rFonts w:ascii="Times New Roman" w:hAnsi="Times New Roman"/>
+                <w:b w:val="0"/>
+                <w:sz w:val="22"/>
+              </w:rPr>
+              <w:t>Streamlit (version 1.42 or above)</w:t>
             </w:r>
           </w:p>
         </w:tc>
@@ -1105,20 +3045,74 @@
       <w:tr>
         <w:tc>
           <w:tcPr>
-            <w:tcW w:type="dxa" w:w="2448"/>
+            <w:tcW w:type="dxa" w:w="2736"/>
           </w:tcPr>
           <w:p>
+            <w:pPr>
+              <w:spacing w:line="240" w:lineRule="auto" w:after="40"/>
+            </w:pPr>
             <w:r>
-              <w:t>Migrations</w:t>
+              <w:rPr>
+                <w:rFonts w:ascii="Times New Roman" w:hAnsi="Times New Roman"/>
+                <w:b w:val="0"/>
+                <w:sz w:val="22"/>
+              </w:rPr>
+              <w:t>Database</w:t>
             </w:r>
           </w:p>
         </w:tc>
         <w:tc>
           <w:tcPr>
-            <w:tcW w:type="dxa" w:w="6192"/>
+            <w:tcW w:type="dxa" w:w="5904"/>
           </w:tcPr>
           <w:p>
+            <w:pPr>
+              <w:spacing w:line="240" w:lineRule="auto" w:after="40"/>
+            </w:pPr>
             <w:r>
+              <w:rPr>
+                <w:rFonts w:ascii="Times New Roman" w:hAnsi="Times New Roman"/>
+                <w:b w:val="0"/>
+                <w:sz w:val="22"/>
+              </w:rPr>
+              <w:t>SQLite, used through SQLAlchemy 2.0</w:t>
+            </w:r>
+          </w:p>
+        </w:tc>
+      </w:tr>
+      <w:tr>
+        <w:tc>
+          <w:tcPr>
+            <w:tcW w:type="dxa" w:w="2736"/>
+          </w:tcPr>
+          <w:p>
+            <w:pPr>
+              <w:spacing w:line="240" w:lineRule="auto" w:after="40"/>
+            </w:pPr>
+            <w:r>
+              <w:rPr>
+                <w:rFonts w:ascii="Times New Roman" w:hAnsi="Times New Roman"/>
+                <w:b w:val="0"/>
+                <w:sz w:val="22"/>
+              </w:rPr>
+              <w:t>Database migrations</w:t>
+            </w:r>
+          </w:p>
+        </w:tc>
+        <w:tc>
+          <w:tcPr>
+            <w:tcW w:type="dxa" w:w="5904"/>
+          </w:tcPr>
+          <w:p>
+            <w:pPr>
+              <w:spacing w:line="240" w:lineRule="auto" w:after="40"/>
+            </w:pPr>
+            <w:r>
+              <w:rPr>
+                <w:rFonts w:ascii="Times New Roman" w:hAnsi="Times New Roman"/>
+                <w:b w:val="0"/>
+                <w:sz w:val="22"/>
+              </w:rPr>
               <w:t>Alembic</w:t>
             </w:r>
           </w:p>
@@ -1127,21 +3121,37 @@
       <w:tr>
         <w:tc>
           <w:tcPr>
-            <w:tcW w:type="dxa" w:w="2448"/>
+            <w:tcW w:type="dxa" w:w="2736"/>
           </w:tcPr>
           <w:p>
+            <w:pPr>
+              <w:spacing w:line="240" w:lineRule="auto" w:after="40"/>
+            </w:pPr>
             <w:r>
-              <w:t>Validation</w:t>
+              <w:rPr>
+                <w:rFonts w:ascii="Times New Roman" w:hAnsi="Times New Roman"/>
+                <w:b w:val="0"/>
+                <w:sz w:val="22"/>
+              </w:rPr>
+              <w:t>Login</w:t>
             </w:r>
           </w:p>
         </w:tc>
         <w:tc>
           <w:tcPr>
-            <w:tcW w:type="dxa" w:w="6192"/>
+            <w:tcW w:type="dxa" w:w="5904"/>
           </w:tcPr>
           <w:p>
+            <w:pPr>
+              <w:spacing w:line="240" w:lineRule="auto" w:after="40"/>
+            </w:pPr>
             <w:r>
-              <w:t>Pydantic v2</w:t>
+              <w:rPr>
+                <w:rFonts w:ascii="Times New Roman" w:hAnsi="Times New Roman"/>
+                <w:b w:val="0"/>
+                <w:sz w:val="22"/>
+              </w:rPr>
+              <w:t>Google Sign-In (OIDC), restricted to the college domain</w:t>
             </w:r>
           </w:p>
         </w:tc>
@@ -1149,21 +3159,37 @@
       <w:tr>
         <w:tc>
           <w:tcPr>
-            <w:tcW w:type="dxa" w:w="2448"/>
+            <w:tcW w:type="dxa" w:w="2736"/>
           </w:tcPr>
           <w:p>
+            <w:pPr>
+              <w:spacing w:line="240" w:lineRule="auto" w:after="40"/>
+            </w:pPr>
             <w:r>
-              <w:t>File parsing</w:t>
+              <w:rPr>
+                <w:rFonts w:ascii="Times New Roman" w:hAnsi="Times New Roman"/>
+                <w:b w:val="0"/>
+                <w:sz w:val="22"/>
+              </w:rPr>
+              <w:t>File reading</w:t>
             </w:r>
           </w:p>
         </w:tc>
         <w:tc>
           <w:tcPr>
-            <w:tcW w:type="dxa" w:w="6192"/>
+            <w:tcW w:type="dxa" w:w="5904"/>
           </w:tcPr>
           <w:p>
+            <w:pPr>
+              <w:spacing w:line="240" w:lineRule="auto" w:after="40"/>
+            </w:pPr>
             <w:r>
-              <w:t>pdfplumber, python-docx</w:t>
+              <w:rPr>
+                <w:rFonts w:ascii="Times New Roman" w:hAnsi="Times New Roman"/>
+                <w:b w:val="0"/>
+                <w:sz w:val="22"/>
+              </w:rPr>
+              <w:t>pdfplumber for PDF, python-docx for Word files</w:t>
             </w:r>
           </w:p>
         </w:tc>
@@ -1171,21 +3197,37 @@
       <w:tr>
         <w:tc>
           <w:tcPr>
-            <w:tcW w:type="dxa" w:w="2448"/>
+            <w:tcW w:type="dxa" w:w="2736"/>
           </w:tcPr>
           <w:p>
+            <w:pPr>
+              <w:spacing w:line="240" w:lineRule="auto" w:after="40"/>
+            </w:pPr>
             <w:r>
-              <w:t>AI orchestration</w:t>
+              <w:rPr>
+                <w:rFonts w:ascii="Times New Roman" w:hAnsi="Times New Roman"/>
+                <w:b w:val="0"/>
+                <w:sz w:val="22"/>
+              </w:rPr>
+              <w:t>AI service</w:t>
             </w:r>
           </w:p>
         </w:tc>
         <w:tc>
           <w:tcPr>
-            <w:tcW w:type="dxa" w:w="6192"/>
+            <w:tcW w:type="dxa" w:w="5904"/>
           </w:tcPr>
           <w:p>
+            <w:pPr>
+              <w:spacing w:line="240" w:lineRule="auto" w:after="40"/>
+            </w:pPr>
             <w:r>
-              <w:t>LangGraph with SqliteSaver checkpointing</w:t>
+              <w:rPr>
+                <w:rFonts w:ascii="Times New Roman" w:hAnsi="Times New Roman"/>
+                <w:b w:val="0"/>
+                <w:sz w:val="22"/>
+              </w:rPr>
+              <w:t>Google Gemini, used through an internet connection</w:t>
             </w:r>
           </w:p>
         </w:tc>
@@ -1193,21 +3235,37 @@
       <w:tr>
         <w:tc>
           <w:tcPr>
-            <w:tcW w:type="dxa" w:w="2448"/>
+            <w:tcW w:type="dxa" w:w="2736"/>
           </w:tcPr>
           <w:p>
+            <w:pPr>
+              <w:spacing w:line="240" w:lineRule="auto" w:after="40"/>
+            </w:pPr>
             <w:r>
-              <w:t>AI model</w:t>
+              <w:rPr>
+                <w:rFonts w:ascii="Times New Roman" w:hAnsi="Times New Roman"/>
+                <w:b w:val="0"/>
+                <w:sz w:val="22"/>
+              </w:rPr>
+              <w:t>AI workflow</w:t>
             </w:r>
           </w:p>
         </w:tc>
         <w:tc>
           <w:tcPr>
-            <w:tcW w:type="dxa" w:w="6192"/>
+            <w:tcW w:type="dxa" w:w="5904"/>
           </w:tcPr>
           <w:p>
+            <w:pPr>
+              <w:spacing w:line="240" w:lineRule="auto" w:after="40"/>
+            </w:pPr>
             <w:r>
-              <w:t>Google Gemini (gemini-3.6-flash), behind a one-method provider protocol</w:t>
+              <w:rPr>
+                <w:rFonts w:ascii="Times New Roman" w:hAnsi="Times New Roman"/>
+                <w:b w:val="0"/>
+                <w:sz w:val="22"/>
+              </w:rPr>
+              <w:t>LangGraph, for the step-by-step checking process</w:t>
             </w:r>
           </w:p>
         </w:tc>
@@ -1215,21 +3273,37 @@
       <w:tr>
         <w:tc>
           <w:tcPr>
-            <w:tcW w:type="dxa" w:w="2448"/>
+            <w:tcW w:type="dxa" w:w="2736"/>
           </w:tcPr>
           <w:p>
+            <w:pPr>
+              <w:spacing w:line="240" w:lineRule="auto" w:after="40"/>
+            </w:pPr>
             <w:r>
-              <w:t>Evidence guard</w:t>
+              <w:rPr>
+                <w:rFonts w:ascii="Times New Roman" w:hAnsi="Times New Roman"/>
+                <w:b w:val="0"/>
+                <w:sz w:val="22"/>
+              </w:rPr>
+              <w:t>Data checking</w:t>
             </w:r>
           </w:p>
         </w:tc>
         <w:tc>
           <w:tcPr>
-            <w:tcW w:type="dxa" w:w="6192"/>
+            <w:tcW w:type="dxa" w:w="5904"/>
           </w:tcPr>
           <w:p>
+            <w:pPr>
+              <w:spacing w:line="240" w:lineRule="auto" w:after="40"/>
+            </w:pPr>
             <w:r>
-              <w:t>rapidfuzz partial_ratio ≥ 90</w:t>
+              <w:rPr>
+                <w:rFonts w:ascii="Times New Roman" w:hAnsi="Times New Roman"/>
+                <w:b w:val="0"/>
+                <w:sz w:val="22"/>
+              </w:rPr>
+              <w:t>Pydantic version 2</w:t>
             </w:r>
           </w:p>
         </w:tc>
@@ -1237,20 +3311,74 @@
       <w:tr>
         <w:tc>
           <w:tcPr>
-            <w:tcW w:type="dxa" w:w="2448"/>
+            <w:tcW w:type="dxa" w:w="2736"/>
           </w:tcPr>
           <w:p>
+            <w:pPr>
+              <w:spacing w:line="240" w:lineRule="auto" w:after="40"/>
+            </w:pPr>
             <w:r>
-              <w:t>Export</w:t>
+              <w:rPr>
+                <w:rFonts w:ascii="Times New Roman" w:hAnsi="Times New Roman"/>
+                <w:b w:val="0"/>
+                <w:sz w:val="22"/>
+              </w:rPr>
+              <w:t>Text matching</w:t>
             </w:r>
           </w:p>
         </w:tc>
         <w:tc>
           <w:tcPr>
-            <w:tcW w:type="dxa" w:w="6192"/>
+            <w:tcW w:type="dxa" w:w="5904"/>
           </w:tcPr>
           <w:p>
+            <w:pPr>
+              <w:spacing w:line="240" w:lineRule="auto" w:after="40"/>
+            </w:pPr>
             <w:r>
+              <w:rPr>
+                <w:rFonts w:ascii="Times New Roman" w:hAnsi="Times New Roman"/>
+                <w:b w:val="0"/>
+                <w:sz w:val="22"/>
+              </w:rPr>
+              <w:t>RapidFuzz, for checking quoted evidence</w:t>
+            </w:r>
+          </w:p>
+        </w:tc>
+      </w:tr>
+      <w:tr>
+        <w:tc>
+          <w:tcPr>
+            <w:tcW w:type="dxa" w:w="2736"/>
+          </w:tcPr>
+          <w:p>
+            <w:pPr>
+              <w:spacing w:line="240" w:lineRule="auto" w:after="40"/>
+            </w:pPr>
+            <w:r>
+              <w:rPr>
+                <w:rFonts w:ascii="Times New Roman" w:hAnsi="Times New Roman"/>
+                <w:b w:val="0"/>
+                <w:sz w:val="22"/>
+              </w:rPr>
+              <w:t>Excel export</w:t>
+            </w:r>
+          </w:p>
+        </w:tc>
+        <w:tc>
+          <w:tcPr>
+            <w:tcW w:type="dxa" w:w="5904"/>
+          </w:tcPr>
+          <w:p>
+            <w:pPr>
+              <w:spacing w:line="240" w:lineRule="auto" w:after="40"/>
+            </w:pPr>
+            <w:r>
+              <w:rPr>
+                <w:rFonts w:ascii="Times New Roman" w:hAnsi="Times New Roman"/>
+                <w:b w:val="0"/>
+                <w:sz w:val="22"/>
+              </w:rPr>
               <w:t>openpyxl</w:t>
             </w:r>
           </w:p>
@@ -1259,21 +3387,75 @@
       <w:tr>
         <w:tc>
           <w:tcPr>
-            <w:tcW w:type="dxa" w:w="2448"/>
+            <w:tcW w:type="dxa" w:w="2736"/>
           </w:tcPr>
           <w:p>
+            <w:pPr>
+              <w:spacing w:line="240" w:lineRule="auto" w:after="40"/>
+            </w:pPr>
             <w:r>
+              <w:rPr>
+                <w:rFonts w:ascii="Times New Roman" w:hAnsi="Times New Roman"/>
+                <w:b w:val="0"/>
+                <w:sz w:val="22"/>
+              </w:rPr>
               <w:t>Testing</w:t>
             </w:r>
           </w:p>
         </w:tc>
         <w:tc>
           <w:tcPr>
-            <w:tcW w:type="dxa" w:w="6192"/>
+            <w:tcW w:type="dxa" w:w="5904"/>
           </w:tcPr>
           <w:p>
+            <w:pPr>
+              <w:spacing w:line="240" w:lineRule="auto" w:after="40"/>
+            </w:pPr>
             <w:r>
-              <w:t>pytest — 542 tests, all passing</w:t>
+              <w:rPr>
+                <w:rFonts w:ascii="Times New Roman" w:hAnsi="Times New Roman"/>
+                <w:b w:val="0"/>
+                <w:sz w:val="22"/>
+              </w:rPr>
+              <w:t>pytest</w:t>
+            </w:r>
+          </w:p>
+        </w:tc>
+      </w:tr>
+      <w:tr>
+        <w:tc>
+          <w:tcPr>
+            <w:tcW w:type="dxa" w:w="2736"/>
+          </w:tcPr>
+          <w:p>
+            <w:pPr>
+              <w:spacing w:line="240" w:lineRule="auto" w:after="40"/>
+            </w:pPr>
+            <w:r>
+              <w:rPr>
+                <w:rFonts w:ascii="Times New Roman" w:hAnsi="Times New Roman"/>
+                <w:b w:val="0"/>
+                <w:sz w:val="22"/>
+              </w:rPr>
+              <w:t>Editor / tools</w:t>
+            </w:r>
+          </w:p>
+        </w:tc>
+        <w:tc>
+          <w:tcPr>
+            <w:tcW w:type="dxa" w:w="5904"/>
+          </w:tcPr>
+          <w:p>
+            <w:pPr>
+              <w:spacing w:line="240" w:lineRule="auto" w:after="40"/>
+            </w:pPr>
+            <w:r>
+              <w:rPr>
+                <w:rFonts w:ascii="Times New Roman" w:hAnsi="Times New Roman"/>
+                <w:b w:val="0"/>
+                <w:sz w:val="22"/>
+              </w:rPr>
+              <w:t>Visual Studio Code, Git</w:t>
             </w:r>
           </w:p>
         </w:tc>
@@ -1282,367 +3464,369 @@
     <w:p/>
     <w:p>
       <w:pPr>
-        <w:pStyle w:val="Heading1"/>
+        <w:spacing w:line="360" w:lineRule="auto"/>
+        <w:jc w:val="both"/>
       </w:pPr>
       <w:r>
-        <w:t>7. Expected outcome</w:t>
+        <w:rPr>
+          <w:rFonts w:ascii="Times New Roman" w:hAnsi="Times New Roman"/>
+          <w:sz w:val="24"/>
+        </w:rPr>
+        <w:t>No special hardware is required. A normal laptop with 8 GB of RAM is enough. An internet connection is needed only for the login and for the AI checking step; every other feature works offline.</w:t>
       </w:r>
     </w:p>
     <w:p>
       <w:pPr>
+        <w:keepNext/>
+        <w:pageBreakBefore w:val="0"/>
+        <w:spacing w:before="280" w:after="120" w:line="360" w:lineRule="auto"/>
+        <w:jc w:val="left"/>
+      </w:pPr>
+      <w:r>
+        <w:rPr>
+          <w:rFonts w:ascii="Times New Roman" w:hAnsi="Times New Roman"/>
+          <w:b/>
+          <w:sz w:val="28"/>
+        </w:rPr>
+        <w:t>7. Expected Outcomes</w:t>
+      </w:r>
+    </w:p>
+    <w:p>
+      <w:pPr>
+        <w:spacing w:line="360" w:lineRule="auto"/>
         <w:jc w:val="both"/>
       </w:pPr>
       <w:r>
         <w:rPr>
-          <w:i w:val="0"/>
+          <w:rFonts w:ascii="Times New Roman" w:hAnsi="Times New Roman"/>
+          <w:sz w:val="24"/>
         </w:rPr>
-        <w:t>The system can be demonstrated end to end from a single command, producing a populated cohort in which a rubric is published; submissions arrive on time, late, and not at all; a group submits as one; an evaluation runs; evidence is verified; one criterion is demoted for want of evidence; penalties apply from the policy table; a faculty member approves; and an Excel file falls out carrying the same numbers as the screen.</w:t>
+        <w:t>On completion of the project, the following results are expected:</w:t>
       </w:r>
     </w:p>
     <w:p>
       <w:pPr>
+        <w:pStyle w:val="ListBullet"/>
+        <w:spacing w:line="360" w:lineRule="auto"/>
+        <w:ind w:left="720"/>
         <w:jc w:val="both"/>
       </w:pPr>
       <w:r>
         <w:rPr>
-          <w:i w:val="0"/>
+          <w:rFonts w:ascii="Times New Roman" w:hAnsi="Times New Roman"/>
+          <w:sz w:val="24"/>
         </w:rPr>
-        <w:t>The empirical result worth reporting is the evidence rejection rate: how often the model cited something that is not actually in the student's document and was therefore refused. That number is what distinguishes this from asking a chatbot to grade an essay.</w:t>
+        <w:t>A working web application in which a faculty member can create a subject, publish a rubric, and review a whole class from one screen.</w:t>
       </w:r>
     </w:p>
     <w:p>
       <w:pPr>
-        <w:pStyle w:val="Heading1"/>
+        <w:pStyle w:val="ListBullet"/>
+        <w:spacing w:line="360" w:lineRule="auto"/>
+        <w:ind w:left="720"/>
+        <w:jc w:val="both"/>
       </w:pPr>
       <w:r>
-        <w:t>8. Accompanying SDLC documents</w:t>
+        <w:rPr>
+          <w:rFonts w:ascii="Times New Roman" w:hAnsi="Times New Roman"/>
+          <w:sz w:val="24"/>
+        </w:rPr>
+        <w:t>A student view in which the rubric is visible before submitting, and the penalty for a late submission is stated before it is confirmed.</w:t>
       </w:r>
     </w:p>
     <w:p>
       <w:pPr>
+        <w:pStyle w:val="ListBullet"/>
+        <w:spacing w:line="360" w:lineRule="auto"/>
+        <w:ind w:left="720"/>
         <w:jc w:val="both"/>
       </w:pPr>
       <w:r>
         <w:rPr>
-          <w:i w:val="0"/>
+          <w:rFonts w:ascii="Times New Roman" w:hAnsi="Times New Roman"/>
+          <w:sz w:val="24"/>
         </w:rPr>
-        <w:t>This synopsis is one of nine documents. The remainder are maintained alongside the source code, so a claim that has stopped being true is visible rather than merely plausible.</w:t>
+        <w:t>A suggested score sheet for each submission, where every score is supported by a line taken from the student's own document.</w:t>
       </w:r>
     </w:p>
-    <w:tbl>
-      <w:tblPr>
-        <w:tblStyle w:val="TableGrid"/>
-        <w:tblW w:type="auto" w:w="0"/>
-        <w:tblLook w:firstColumn="1" w:firstRow="1" w:lastColumn="0" w:lastRow="0" w:noHBand="0" w:noVBand="1" w:val="04A0"/>
-      </w:tblPr>
-      <w:tblGrid>
-        <w:gridCol w:w="3072"/>
-        <w:gridCol w:w="3072"/>
-        <w:gridCol w:w="3072"/>
-      </w:tblGrid>
-      <w:tr>
-        <w:tc>
-          <w:tcPr>
-            <w:tcW w:type="dxa" w:w="2016"/>
-          </w:tcPr>
-          <w:p>
-            <w:r>
-              <w:rPr>
-                <w:b/>
-              </w:rPr>
-              <w:t>Document</w:t>
-            </w:r>
-          </w:p>
-        </w:tc>
-        <w:tc>
-          <w:tcPr>
-            <w:tcW w:type="dxa" w:w="2448"/>
-          </w:tcPr>
-          <w:p>
-            <w:r>
-              <w:rPr>
-                <w:b/>
-              </w:rPr>
-              <w:t>File</w:t>
-            </w:r>
-          </w:p>
-        </w:tc>
-        <w:tc>
-          <w:tcPr>
-            <w:tcW w:type="dxa" w:w="4176"/>
-          </w:tcPr>
-          <w:p>
-            <w:r>
-              <w:rPr>
-                <w:b/>
-              </w:rPr>
-              <w:t>Covers</w:t>
-            </w:r>
-          </w:p>
-        </w:tc>
-      </w:tr>
-      <w:tr>
-        <w:tc>
-          <w:tcPr>
-            <w:tcW w:type="dxa" w:w="2016"/>
-          </w:tcPr>
-          <w:p>
-            <w:r>
-              <w:t>Requirement analysis</w:t>
-            </w:r>
-          </w:p>
-        </w:tc>
-        <w:tc>
-          <w:tcPr>
-            <w:tcW w:type="dxa" w:w="2448"/>
-          </w:tcPr>
-          <w:p>
-            <w:r>
-              <w:rPr>
-                <w:rFonts w:ascii="Consolas" w:hAnsi="Consolas"/>
-              </w:rPr>
-              <w:t>docs/requirements.md</w:t>
-            </w:r>
-          </w:p>
-        </w:tc>
-        <w:tc>
-          <w:tcPr>
-            <w:tcW w:type="dxa" w:w="4176"/>
-          </w:tcPr>
-          <w:p>
-            <w:r>
-              <w:t>66 functional and 13 non-functional requirements, each traced to a module and a test</w:t>
-            </w:r>
-          </w:p>
-        </w:tc>
-      </w:tr>
-      <w:tr>
-        <w:tc>
-          <w:tcPr>
-            <w:tcW w:type="dxa" w:w="2016"/>
-          </w:tcPr>
-          <w:p>
-            <w:r>
-              <w:t>SRS</w:t>
-            </w:r>
-          </w:p>
-        </w:tc>
-        <w:tc>
-          <w:tcPr>
-            <w:tcW w:type="dxa" w:w="2448"/>
-          </w:tcPr>
-          <w:p>
-            <w:r>
-              <w:rPr>
-                <w:rFonts w:ascii="Consolas" w:hAnsi="Consolas"/>
-              </w:rPr>
-              <w:t>docs/srs.md</w:t>
-            </w:r>
-          </w:p>
-        </w:tc>
-        <w:tc>
-          <w:tcPr>
-            <w:tcW w:type="dxa" w:w="4176"/>
-          </w:tcPr>
-          <w:p>
-            <w:r>
-              <w:t>Assumptions, constraints, external interfaces, glossary</w:t>
-            </w:r>
-          </w:p>
-        </w:tc>
-      </w:tr>
-      <w:tr>
-        <w:tc>
-          <w:tcPr>
-            <w:tcW w:type="dxa" w:w="2016"/>
-          </w:tcPr>
-          <w:p>
-            <w:r>
-              <w:t>Design</w:t>
-            </w:r>
-          </w:p>
-        </w:tc>
-        <w:tc>
-          <w:tcPr>
-            <w:tcW w:type="dxa" w:w="2448"/>
-          </w:tcPr>
-          <w:p>
-            <w:r>
-              <w:rPr>
-                <w:rFonts w:ascii="Consolas" w:hAnsi="Consolas"/>
-              </w:rPr>
-              <w:t>docs/design.md</w:t>
-            </w:r>
-          </w:p>
-        </w:tc>
-        <w:tc>
-          <w:tcPr>
-            <w:tcW w:type="dxa" w:w="4176"/>
-          </w:tcPr>
-          <w:p>
-            <w:r>
-              <w:t>Architecture reasoning, with six diagrams in docs/diagrams/</w:t>
-            </w:r>
-          </w:p>
-        </w:tc>
-      </w:tr>
-      <w:tr>
-        <w:tc>
-          <w:tcPr>
-            <w:tcW w:type="dxa" w:w="2016"/>
-          </w:tcPr>
-          <w:p>
-            <w:r>
-              <w:t>Implementation</w:t>
-            </w:r>
-          </w:p>
-        </w:tc>
-        <w:tc>
-          <w:tcPr>
-            <w:tcW w:type="dxa" w:w="2448"/>
-          </w:tcPr>
-          <w:p>
-            <w:r>
-              <w:rPr>
-                <w:rFonts w:ascii="Consolas" w:hAnsi="Consolas"/>
-              </w:rPr>
-              <w:t>docs/implementation.md</w:t>
-            </w:r>
-          </w:p>
-        </w:tc>
-        <w:tc>
-          <w:tcPr>
-            <w:tcW w:type="dxa" w:w="4176"/>
-          </w:tcPr>
-          <w:p>
-            <w:r>
-              <w:t>Module-wise write-up</w:t>
-            </w:r>
-          </w:p>
-        </w:tc>
-      </w:tr>
-      <w:tr>
-        <w:tc>
-          <w:tcPr>
-            <w:tcW w:type="dxa" w:w="2016"/>
-          </w:tcPr>
-          <w:p>
-            <w:r>
-              <w:t>Testing</w:t>
-            </w:r>
-          </w:p>
-        </w:tc>
-        <w:tc>
-          <w:tcPr>
-            <w:tcW w:type="dxa" w:w="2448"/>
-          </w:tcPr>
-          <w:p>
-            <w:r>
-              <w:rPr>
-                <w:rFonts w:ascii="Consolas" w:hAnsi="Consolas"/>
-              </w:rPr>
-              <w:t>docs/test-cases.md</w:t>
-            </w:r>
-          </w:p>
-        </w:tc>
-        <w:tc>
-          <w:tcPr>
-            <w:tcW w:type="dxa" w:w="4176"/>
-          </w:tcPr>
-          <w:p>
-            <w:r>
-              <w:t>Automated coverage, a manual test-case table with actual results, and a defect log</w:t>
-            </w:r>
-          </w:p>
-        </w:tc>
-      </w:tr>
-      <w:tr>
-        <w:tc>
-          <w:tcPr>
-            <w:tcW w:type="dxa" w:w="2016"/>
-          </w:tcPr>
-          <w:p>
-            <w:r>
-              <w:t>Deployment</w:t>
-            </w:r>
-          </w:p>
-        </w:tc>
-        <w:tc>
-          <w:tcPr>
-            <w:tcW w:type="dxa" w:w="2448"/>
-          </w:tcPr>
-          <w:p>
-            <w:r>
-              <w:rPr>
-                <w:rFonts w:ascii="Consolas" w:hAnsi="Consolas"/>
-              </w:rPr>
-              <w:t>docs/deployment.md</w:t>
-            </w:r>
-          </w:p>
-        </w:tc>
-        <w:tc>
-          <w:tcPr>
-            <w:tcW w:type="dxa" w:w="4176"/>
-          </w:tcPr>
-          <w:p>
-            <w:r>
-              <w:t>Setup, configuration, and a demonstration script</w:t>
-            </w:r>
-          </w:p>
-        </w:tc>
-      </w:tr>
-      <w:tr>
-        <w:tc>
-          <w:tcPr>
-            <w:tcW w:type="dxa" w:w="2016"/>
-          </w:tcPr>
-          <w:p>
-            <w:r>
-              <w:t>Limitations</w:t>
-            </w:r>
-          </w:p>
-        </w:tc>
-        <w:tc>
-          <w:tcPr>
-            <w:tcW w:type="dxa" w:w="2448"/>
-          </w:tcPr>
-          <w:p>
-            <w:r>
-              <w:rPr>
-                <w:rFonts w:ascii="Consolas" w:hAnsi="Consolas"/>
-              </w:rPr>
-              <w:t>docs/limitations.md</w:t>
-            </w:r>
-          </w:p>
-        </w:tc>
-        <w:tc>
-          <w:tcPr>
-            <w:tcW w:type="dxa" w:w="4176"/>
-          </w:tcPr>
-          <w:p>
-            <w:r>
-              <w:t>Honest limits and future scope</w:t>
-            </w:r>
-          </w:p>
-        </w:tc>
-      </w:tr>
-    </w:tbl>
+    <w:p>
+      <w:pPr>
+        <w:pStyle w:val="ListBullet"/>
+        <w:spacing w:line="360" w:lineRule="auto"/>
+        <w:ind w:left="720"/>
+        <w:jc w:val="both"/>
+      </w:pPr>
+      <w:r>
+        <w:rPr>
+          <w:rFonts w:ascii="Times New Roman" w:hAnsi="Times New Roman"/>
+          <w:sz w:val="24"/>
+        </w:rPr>
+        <w:t>A count of how many AI answers were rejected because the quoted line was not really present. This number shows how useful the evidence check is, and will be reported.</w:t>
+      </w:r>
+    </w:p>
+    <w:p>
+      <w:pPr>
+        <w:pStyle w:val="ListBullet"/>
+        <w:spacing w:line="360" w:lineRule="auto"/>
+        <w:ind w:left="720"/>
+        <w:jc w:val="both"/>
+      </w:pPr>
+      <w:r>
+        <w:rPr>
+          <w:rFonts w:ascii="Times New Roman" w:hAnsi="Times New Roman"/>
+          <w:sz w:val="24"/>
+        </w:rPr>
+        <w:t>Correct handling of late and absent cases, with absence shown as a status and never as a mark of zero.</w:t>
+      </w:r>
+    </w:p>
+    <w:p>
+      <w:pPr>
+        <w:pStyle w:val="ListBullet"/>
+        <w:spacing w:line="360" w:lineRule="auto"/>
+        <w:ind w:left="720"/>
+        <w:jc w:val="both"/>
+      </w:pPr>
+      <w:r>
+        <w:rPr>
+          <w:rFonts w:ascii="Times New Roman" w:hAnsi="Times New Roman"/>
+          <w:sz w:val="24"/>
+        </w:rPr>
+        <w:t>An Excel file of approved marks, ready to be given to the department, containing exactly the numbers shown on the screen.</w:t>
+      </w:r>
+    </w:p>
+    <w:p>
+      <w:pPr>
+        <w:pStyle w:val="ListBullet"/>
+        <w:spacing w:line="360" w:lineRule="auto"/>
+        <w:ind w:left="720"/>
+        <w:jc w:val="both"/>
+      </w:pPr>
+      <w:r>
+        <w:rPr>
+          <w:rFonts w:ascii="Times New Roman" w:hAnsi="Times New Roman"/>
+          <w:sz w:val="24"/>
+        </w:rPr>
+        <w:t>A written feedback page for the student, listing what was followed and what was not.</w:t>
+      </w:r>
+    </w:p>
+    <w:p>
+      <w:pPr>
+        <w:pStyle w:val="ListBullet"/>
+        <w:spacing w:line="360" w:lineRule="auto"/>
+        <w:ind w:left="720"/>
+        <w:jc w:val="both"/>
+      </w:pPr>
+      <w:r>
+        <w:rPr>
+          <w:rFonts w:ascii="Times New Roman" w:hAnsi="Times New Roman"/>
+          <w:sz w:val="24"/>
+        </w:rPr>
+        <w:t>A complete activity record showing who approved or changed each mark, and when.</w:t>
+      </w:r>
+    </w:p>
+    <w:p>
+      <w:pPr>
+        <w:pStyle w:val="ListBullet"/>
+        <w:spacing w:line="360" w:lineRule="auto"/>
+        <w:ind w:left="720"/>
+        <w:jc w:val="both"/>
+      </w:pPr>
+      <w:r>
+        <w:rPr>
+          <w:rFonts w:ascii="Times New Roman" w:hAnsi="Times New Roman"/>
+          <w:sz w:val="24"/>
+        </w:rPr>
+        <w:t>A saving of time for the faculty member, because the first draft of the score sheet is already prepared and only needs to be checked.</w:t>
+      </w:r>
+    </w:p>
+    <w:p>
+      <w:pPr>
+        <w:keepNext/>
+        <w:pageBreakBefore w:val="0"/>
+        <w:spacing w:before="280" w:after="120" w:line="360" w:lineRule="auto"/>
+        <w:jc w:val="left"/>
+      </w:pPr>
+      <w:r>
+        <w:rPr>
+          <w:rFonts w:ascii="Times New Roman" w:hAnsi="Times New Roman"/>
+          <w:b/>
+          <w:sz w:val="28"/>
+        </w:rPr>
+        <w:t>8. Conclusion</w:t>
+      </w:r>
+    </w:p>
+    <w:p>
+      <w:pPr>
+        <w:spacing w:line="360" w:lineRule="auto"/>
+        <w:jc w:val="both"/>
+      </w:pPr>
+      <w:r>
+        <w:rPr>
+          <w:rFonts w:ascii="Times New Roman" w:hAnsi="Times New Roman"/>
+          <w:sz w:val="24"/>
+        </w:rPr>
+        <w:t>RubriQ tries to fix a small but real problem in the way project reviews are conducted. The rubric already exists in every course; the difficulty is that the student sees it too late, and that the reasons behind a mark are never written down.</w:t>
+      </w:r>
+    </w:p>
+    <w:p>
+      <w:pPr>
+        <w:spacing w:line="360" w:lineRule="auto"/>
+        <w:jc w:val="both"/>
+      </w:pPr>
+      <w:r>
+        <w:rPr>
+          <w:rFonts w:ascii="Times New Roman" w:hAnsi="Times New Roman"/>
+          <w:sz w:val="24"/>
+        </w:rPr>
+        <w:t>By publishing the rubric before submission, by attaching a line of proof to every suggested score, and by requiring a faculty member to approve the result, the system makes the review clearer for the student and faster for the guide, without taking the decision away from the guide.</w:t>
+      </w:r>
+    </w:p>
+    <w:p>
+      <w:pPr>
+        <w:spacing w:line="360" w:lineRule="auto"/>
+        <w:jc w:val="both"/>
+      </w:pPr>
+      <w:r>
+        <w:rPr>
+          <w:rFonts w:ascii="Times New Roman" w:hAnsi="Times New Roman"/>
+          <w:sz w:val="24"/>
+        </w:rPr>
+        <w:t>The design keeps a firm line between the two halves of the work. The AI reads and suggests. All calculation of marks is done by ordinary program code that can be tested and explained. This is what makes the result trustworthy: a wrong suggestion can be seen and corrected by the reviewer, whereas a wrong calculation would go unnoticed.</w:t>
+      </w:r>
+    </w:p>
+    <w:p>
+      <w:pPr>
+        <w:spacing w:line="360" w:lineRule="auto"/>
+        <w:jc w:val="both"/>
+      </w:pPr>
+      <w:r>
+        <w:rPr>
+          <w:rFonts w:ascii="Times New Roman" w:hAnsi="Times New Roman"/>
+          <w:sz w:val="24"/>
+        </w:rPr>
+        <w:t>The system is planned to be completed and demonstrated across the two scheduled reviews, and its limitations have been listed honestly rather than left to be discovered later.</w:t>
+      </w:r>
+    </w:p>
+    <w:p>
+      <w:r>
+        <w:br w:type="page"/>
+      </w:r>
+    </w:p>
+    <w:p>
+      <w:pPr>
+        <w:spacing w:line="240" w:lineRule="auto" w:before="0" w:after="400"/>
+        <w:jc w:val="center"/>
+      </w:pPr>
+      <w:r>
+        <w:rPr>
+          <w:rFonts w:ascii="Times New Roman" w:hAnsi="Times New Roman"/>
+          <w:b/>
+          <w:sz w:val="32"/>
+        </w:rPr>
+        <w:t>STUDENT DETAILS</w:t>
+      </w:r>
+    </w:p>
+    <w:p>
+      <w:pPr>
+        <w:spacing w:line="360" w:lineRule="auto" w:after="200"/>
+        <w:ind w:left="432"/>
+      </w:pPr>
+      <w:r>
+        <w:rPr>
+          <w:rFonts w:ascii="Times New Roman" w:hAnsi="Times New Roman"/>
+          <w:b/>
+          <w:sz w:val="24"/>
+        </w:rPr>
+        <w:t xml:space="preserve">Name of Student: </w:t>
+      </w:r>
+      <w:r>
+        <w:rPr>
+          <w:rFonts w:ascii="Times New Roman" w:hAnsi="Times New Roman"/>
+          <w:sz w:val="24"/>
+        </w:rPr>
+        <w:t>Manthan Sankpal</w:t>
+      </w:r>
+    </w:p>
+    <w:p>
+      <w:pPr>
+        <w:spacing w:line="360" w:lineRule="auto" w:after="200"/>
+        <w:ind w:left="432"/>
+      </w:pPr>
+      <w:r>
+        <w:rPr>
+          <w:rFonts w:ascii="Times New Roman" w:hAnsi="Times New Roman"/>
+          <w:b/>
+          <w:sz w:val="24"/>
+        </w:rPr>
+        <w:t xml:space="preserve">PRN: </w:t>
+      </w:r>
+      <w:r>
+        <w:rPr>
+          <w:rFonts w:ascii="Times New Roman" w:hAnsi="Times New Roman"/>
+          <w:sz w:val="24"/>
+        </w:rPr>
+        <w:t>125M1H064</w:t>
+      </w:r>
+    </w:p>
+    <w:p>
+      <w:pPr>
+        <w:spacing w:line="360" w:lineRule="auto" w:after="200"/>
+        <w:ind w:left="432"/>
+      </w:pPr>
+      <w:r>
+        <w:rPr>
+          <w:rFonts w:ascii="Times New Roman" w:hAnsi="Times New Roman"/>
+          <w:b/>
+          <w:sz w:val="24"/>
+        </w:rPr>
+        <w:t xml:space="preserve">Email: </w:t>
+      </w:r>
+      <w:r>
+        <w:rPr>
+          <w:rFonts w:ascii="Times New Roman" w:hAnsi="Times New Roman"/>
+          <w:sz w:val="24"/>
+        </w:rPr>
+        <w:t>_______________________</w:t>
+      </w:r>
+    </w:p>
+    <w:p>
+      <w:pPr>
+        <w:spacing w:line="360" w:lineRule="auto" w:after="200"/>
+        <w:ind w:left="432"/>
+      </w:pPr>
+      <w:r>
+        <w:rPr>
+          <w:rFonts w:ascii="Times New Roman" w:hAnsi="Times New Roman"/>
+          <w:b/>
+          <w:sz w:val="24"/>
+        </w:rPr>
+        <w:t xml:space="preserve">Contact No.: </w:t>
+      </w:r>
+      <w:r>
+        <w:rPr>
+          <w:rFonts w:ascii="Times New Roman" w:hAnsi="Times New Roman"/>
+          <w:sz w:val="24"/>
+        </w:rPr>
+        <w:t>_______________________</w:t>
+      </w:r>
+    </w:p>
+    <w:p/>
     <w:p/>
     <w:p>
       <w:pPr>
+        <w:spacing w:line="240" w:lineRule="auto"/>
         <w:jc w:val="right"/>
       </w:pPr>
       <w:r>
         <w:rPr>
-          <w:b/>
+          <w:rFonts w:ascii="Times New Roman" w:hAnsi="Times New Roman"/>
+          <w:sz w:val="24"/>
         </w:rPr>
-        <w:t xml:space="preserve">Guide's signature: </w:t>
-      </w:r>
-      <w:r>
-        <w:t>__________________________</w:t>
+        <w:t>Signature of the Guide: ______________________</w:t>
       </w:r>
     </w:p>
     <w:sectPr>
+      <w:footerReference w:type="default" r:id="rId9"/>
       <w:type w:val="continuous"/>
       <w:pgSz w:w="12240" w:h="15840"/>
       <w:pgMar w:top="1440" w:right="1440" w:bottom="1440" w:left="1584" w:header="720" w:footer="720" w:gutter="0"/>
@@ -1662,7 +3846,8 @@
     </w:pPr>
     <w:r>
       <w:rPr>
-        <w:sz w:val="18"/>
+        <w:rFonts w:ascii="Times New Roman" w:hAnsi="Times New Roman"/>
+        <w:sz w:val="20"/>
       </w:rPr>
       <w:fldChar w:fldCharType="begin"/>
       <w:instrText xml:space="preserve"> PAGE </w:instrText>
@@ -2036,11 +4221,12 @@
     <w:qFormat/>
     <w:rsid w:val="00FC693F"/>
     <w:pPr>
-      <w:spacing w:after="160" w:line="276" w:lineRule="auto"/>
+      <w:spacing w:line="360" w:lineRule="auto" w:after="120"/>
+      <w:jc w:val="both"/>
     </w:pPr>
     <w:rPr>
-      <w:rFonts w:ascii="Calibri" w:hAnsi="Calibri"/>
-      <w:sz w:val="22"/>
+      <w:rFonts w:ascii="Times New Roman" w:hAnsi="Times New Roman" w:eastAsia="Times New Roman"/>
+      <w:sz w:val="24"/>
     </w:rPr>
   </w:style>
   <w:style w:type="paragraph" w:styleId="Header">
@@ -2098,15 +4284,15 @@
     <w:pPr>
       <w:keepNext/>
       <w:keepLines/>
-      <w:spacing w:before="320" w:after="120"/>
+      <w:spacing w:before="480" w:after="0"/>
       <w:outlineLvl w:val="0"/>
     </w:pPr>
     <w:rPr>
-      <w:rFonts w:asciiTheme="majorHAnsi" w:eastAsiaTheme="majorEastAsia" w:hAnsiTheme="majorHAnsi" w:cstheme="majorBidi" w:ascii="Calibri" w:hAnsi="Calibri"/>
+      <w:rFonts w:asciiTheme="majorHAnsi" w:eastAsiaTheme="majorEastAsia" w:hAnsiTheme="majorHAnsi" w:cstheme="majorBidi"/>
       <w:b/>
       <w:bCs/>
-      <w:color w:val="1F3064"/>
-      <w:sz w:val="30"/>
+      <w:color w:val="365F91" w:themeColor="accent1" w:themeShade="BF"/>
+      <w:sz w:val="28"/>
       <w:szCs w:val="28"/>
     </w:rPr>
   </w:style>
@@ -2122,15 +4308,15 @@
     <w:pPr>
       <w:keepNext/>
       <w:keepLines/>
-      <w:spacing w:before="240" w:after="120"/>
+      <w:spacing w:before="200" w:after="0"/>
       <w:outlineLvl w:val="1"/>
     </w:pPr>
     <w:rPr>
-      <w:rFonts w:asciiTheme="majorHAnsi" w:eastAsiaTheme="majorEastAsia" w:hAnsiTheme="majorHAnsi" w:cstheme="majorBidi" w:ascii="Calibri" w:hAnsi="Calibri"/>
+      <w:rFonts w:asciiTheme="majorHAnsi" w:eastAsiaTheme="majorEastAsia" w:hAnsiTheme="majorHAnsi" w:cstheme="majorBidi"/>
       <w:b/>
       <w:bCs/>
-      <w:color w:val="1F3064"/>
-      <w:sz w:val="25"/>
+      <w:color w:val="4F81BD" w:themeColor="accent1"/>
+      <w:sz w:val="26"/>
       <w:szCs w:val="26"/>
     </w:rPr>
   </w:style>
@@ -2569,8 +4755,13 @@
       <w:numPr>
         <w:numId w:val="1"/>
       </w:numPr>
+      <w:spacing w:line="360" w:lineRule="auto" w:after="80"/>
       <w:contextualSpacing/>
     </w:pPr>
+    <w:rPr>
+      <w:rFonts w:ascii="Times New Roman" w:hAnsi="Times New Roman"/>
+      <w:sz w:val="24"/>
+    </w:rPr>
   </w:style>
   <w:style w:type="paragraph" w:styleId="ListBullet2">
     <w:name w:val="List Bullet 2"/>
@@ -2608,8 +4799,13 @@
       <w:numPr>
         <w:numId w:val="5"/>
       </w:numPr>
+      <w:spacing w:line="360" w:lineRule="auto" w:after="80"/>
       <w:contextualSpacing/>
     </w:pPr>
+    <w:rPr>
+      <w:rFonts w:ascii="Times New Roman" w:hAnsi="Times New Roman"/>
+      <w:sz w:val="24"/>
+    </w:rPr>
   </w:style>
   <w:style w:type="paragraph" w:styleId="ListNumber2">
     <w:name w:val="List Number 2"/>

--- a/docs/report/RubriQ_Synopsis.docx
+++ b/docs/report/RubriQ_Synopsis.docx
@@ -346,6 +346,7 @@
     </w:p>
     <w:p>
       <w:pPr>
+        <w:pStyle w:val="Heading1"/>
         <w:keepNext/>
         <w:pageBreakBefore w:val="0"/>
         <w:spacing w:before="280" w:after="120" w:line="360" w:lineRule="auto"/>
@@ -401,6 +402,7 @@
     </w:p>
     <w:p>
       <w:pPr>
+        <w:pStyle w:val="Heading1"/>
         <w:keepNext/>
         <w:pageBreakBefore w:val="0"/>
         <w:spacing w:before="280" w:after="120" w:line="360" w:lineRule="auto"/>
@@ -430,6 +432,7 @@
     </w:p>
     <w:p>
       <w:pPr>
+        <w:pStyle w:val="Heading2"/>
         <w:keepNext/>
         <w:pageBreakBefore w:val="0"/>
         <w:spacing w:before="200" w:after="120" w:line="360" w:lineRule="auto"/>
@@ -588,6 +591,7 @@
     </w:p>
     <w:p>
       <w:pPr>
+        <w:pStyle w:val="Heading2"/>
         <w:keepNext/>
         <w:pageBreakBefore w:val="0"/>
         <w:spacing w:before="200" w:after="120" w:line="360" w:lineRule="auto"/>
@@ -643,6 +647,7 @@
     </w:p>
     <w:p>
       <w:pPr>
+        <w:pStyle w:val="Heading1"/>
         <w:keepNext/>
         <w:pageBreakBefore w:val="0"/>
         <w:spacing w:before="280" w:after="120" w:line="360" w:lineRule="auto"/>
@@ -1013,6 +1018,7 @@
     </w:p>
     <w:p>
       <w:pPr>
+        <w:pStyle w:val="Heading1"/>
         <w:keepNext/>
         <w:pageBreakBefore w:val="0"/>
         <w:spacing w:before="280" w:after="120" w:line="360" w:lineRule="auto"/>
@@ -1207,6 +1213,7 @@
     </w:p>
     <w:p>
       <w:pPr>
+        <w:pStyle w:val="Heading1"/>
         <w:keepNext/>
         <w:pageBreakBefore w:val="0"/>
         <w:spacing w:before="280" w:after="120" w:line="360" w:lineRule="auto"/>
@@ -1223,6 +1230,7 @@
     </w:p>
     <w:p>
       <w:pPr>
+        <w:pStyle w:val="Heading2"/>
         <w:keepNext/>
         <w:pageBreakBefore w:val="0"/>
         <w:spacing w:before="200" w:after="120" w:line="360" w:lineRule="auto"/>
@@ -1476,6 +1484,7 @@
     </w:p>
     <w:p>
       <w:pPr>
+        <w:pStyle w:val="Heading2"/>
         <w:keepNext/>
         <w:pageBreakBefore w:val="0"/>
         <w:spacing w:before="200" w:after="120" w:line="360" w:lineRule="auto"/>
@@ -2429,6 +2438,7 @@
     <w:p/>
     <w:p>
       <w:pPr>
+        <w:pStyle w:val="Heading2"/>
         <w:keepNext/>
         <w:pageBreakBefore w:val="0"/>
         <w:spacing w:before="200" w:after="120" w:line="360" w:lineRule="auto"/>
@@ -2850,6 +2860,7 @@
     <w:p/>
     <w:p>
       <w:pPr>
+        <w:pStyle w:val="Heading1"/>
         <w:keepNext/>
         <w:pageBreakBefore w:val="0"/>
         <w:spacing w:before="280" w:after="120" w:line="360" w:lineRule="auto"/>
@@ -2866,6 +2877,7 @@
     </w:p>
     <w:p>
       <w:pPr>
+        <w:pStyle w:val="Heading2"/>
         <w:keepNext/>
         <w:pageBreakBefore w:val="0"/>
         <w:spacing w:before="200" w:after="120" w:line="360" w:lineRule="auto"/>
@@ -3477,6 +3489,7 @@
     </w:p>
     <w:p>
       <w:pPr>
+        <w:pStyle w:val="Heading1"/>
         <w:keepNext/>
         <w:pageBreakBefore w:val="0"/>
         <w:spacing w:before="280" w:after="120" w:line="360" w:lineRule="auto"/>
@@ -3641,6 +3654,7 @@
     </w:p>
     <w:p>
       <w:pPr>
+        <w:pStyle w:val="Heading1"/>
         <w:keepNext/>
         <w:pageBreakBefore w:val="0"/>
         <w:spacing w:before="280" w:after="120" w:line="360" w:lineRule="auto"/>
@@ -4284,14 +4298,15 @@
     <w:pPr>
       <w:keepNext/>
       <w:keepLines/>
-      <w:spacing w:before="480" w:after="0"/>
+      <w:spacing w:before="480" w:after="0" w:line="360" w:lineRule="auto"/>
+      <w:jc w:val="left"/>
       <w:outlineLvl w:val="0"/>
     </w:pPr>
     <w:rPr>
-      <w:rFonts w:asciiTheme="majorHAnsi" w:eastAsiaTheme="majorEastAsia" w:hAnsiTheme="majorHAnsi" w:cstheme="majorBidi"/>
+      <w:rFonts w:asciiTheme="majorHAnsi" w:eastAsiaTheme="majorEastAsia" w:hAnsiTheme="majorHAnsi" w:cstheme="majorBidi" w:ascii="Times New Roman" w:hAnsi="Times New Roman" w:eastAsia="Times New Roman"/>
       <w:b/>
       <w:bCs/>
-      <w:color w:val="365F91" w:themeColor="accent1" w:themeShade="BF"/>
+      <w:color w:val="000000"/>
       <w:sz w:val="28"/>
       <w:szCs w:val="28"/>
     </w:rPr>
@@ -4308,15 +4323,16 @@
     <w:pPr>
       <w:keepNext/>
       <w:keepLines/>
-      <w:spacing w:before="200" w:after="0"/>
+      <w:spacing w:before="200" w:after="0" w:line="360" w:lineRule="auto"/>
+      <w:jc w:val="left"/>
       <w:outlineLvl w:val="1"/>
     </w:pPr>
     <w:rPr>
-      <w:rFonts w:asciiTheme="majorHAnsi" w:eastAsiaTheme="majorEastAsia" w:hAnsiTheme="majorHAnsi" w:cstheme="majorBidi"/>
+      <w:rFonts w:asciiTheme="majorHAnsi" w:eastAsiaTheme="majorEastAsia" w:hAnsiTheme="majorHAnsi" w:cstheme="majorBidi" w:ascii="Times New Roman" w:hAnsi="Times New Roman" w:eastAsia="Times New Roman"/>
       <w:b/>
       <w:bCs/>
-      <w:color w:val="4F81BD" w:themeColor="accent1"/>
-      <w:sz w:val="26"/>
+      <w:color w:val="000000"/>
+      <w:sz w:val="28"/>
       <w:szCs w:val="26"/>
     </w:rPr>
   </w:style>
